--- a/documentacion_proyecto/Estado_Completo_del_Proyecto.docx
+++ b/documentacion_proyecto/Estado_Completo_del_Proyecto.docx
@@ -465,7 +465,7 @@
                 <w:sz w:val="17"/>
                 <w:szCs w:val="17"/>
               </w:rPr>
-              <w:t xml:space="preserve">Norberto Ferrando, fábrica textil en Caseros</w:t>
+              <w:t xml:space="preserve">Norberto Ferrando, fábrica textil en Billinghurst</w:t>
             </w:r>
           </w:p>
         </w:tc>

--- a/documentacion_proyecto/Estado_Completo_del_Proyecto.docx
+++ b/documentacion_proyecto/Estado_Completo_del_Proyecto.docx
@@ -2869,7 +2869,7 @@
           <w:sz w:val="21"/>
           <w:szCs w:val="21"/>
         </w:rPr>
-        <w:t xml:space="preserve">Tensión y corriente en la salida de un lector óptico. </w:t>
+        <w:t xml:space="preserve">Tensión y corriente en la salida de un lector óptico (se espera 24 V continuos y entre 5 y 20 mA, según documentación general del modelo; sin confirmar sobre esta máquina). </w:t>
       </w:r>
       <w:r>
         <w:rPr>

--- a/documentacion_proyecto/Estado_Completo_del_Proyecto.docx
+++ b/documentacion_proyecto/Estado_Completo_del_Proyecto.docx
@@ -2869,7 +2869,7 @@
           <w:sz w:val="21"/>
           <w:szCs w:val="21"/>
         </w:rPr>
-        <w:t xml:space="preserve">Tensión y corriente en la salida de un lector óptico (se espera 24 V continuos y entre 5 y 20 mA, según documentación general del modelo; sin confirmar sobre esta máquina). </w:t>
+        <w:t xml:space="preserve">Tensión y corriente en la salida de un lector óptico (se espera entre 5 y 20 mA; el valor define si alcanza el relé elegido). </w:t>
       </w:r>
       <w:r>
         <w:rPr>

--- a/documentacion_proyecto/Estado_Completo_del_Proyecto.docx
+++ b/documentacion_proyecto/Estado_Completo_del_Proyecto.docx
@@ -942,7 +942,7 @@
                 <w:sz w:val="17"/>
                 <w:szCs w:val="17"/>
               </w:rPr>
-              <w:t xml:space="preserve">Seis, ya instaladas y en funcionamiento. Confirmado por el dueño el 06/09/2026. Antes se creía que eran tres.</w:t>
+              <w:t xml:space="preserve">Cuatro, ya instaladas y en funcionamiento. Confirmado por el dueño el 06/09/2026. Antes se creía que eran tres.</w:t>
             </w:r>
           </w:p>
         </w:tc>
@@ -2466,7 +2466,7 @@
           <w:sz w:val="21"/>
           <w:szCs w:val="21"/>
         </w:rPr>
-        <w:t xml:space="preserve">Relé PhotoMOS Panasonic AQY212GH, seis unidades, </w:t>
+        <w:t xml:space="preserve">Relé PhotoMOS Panasonic AQY212GH, cuatro unidades, </w:t>
       </w:r>
       <w:r>
         <w:rPr>
@@ -2776,7 +2776,7 @@
                 <w:sz w:val="17"/>
                 <w:szCs w:val="17"/>
               </w:rPr>
-              <w:t xml:space="preserve">Servía para manejar ocho salidas con pocos pines. Con seis canales alcanzan los pines libres del microcontrolador, así que se elimina un componente.</w:t>
+              <w:t xml:space="preserve">Servía para manejar ocho salidas con pocos pines. Con cuatro canales alcanzan los pines libres del microcontrolador, así que se elimina un componente.</w:t>
             </w:r>
           </w:p>
         </w:tc>
@@ -2918,7 +2918,7 @@
           <w:sz w:val="21"/>
           <w:szCs w:val="21"/>
         </w:rPr>
-        <w:t xml:space="preserve">Recomendación: comprar una sola unidad, armar un canal completo, probarlo en la máquina y recién entonces comprar las cinco restantes.</w:t>
+        <w:t xml:space="preserve">Recomendación: comprar una sola unidad, armar un canal completo, probarlo en la máquina y recién entonces comprar las tres restantes.</w:t>
       </w:r>
     </w:p>
     <w:p>
@@ -5333,7 +5333,7 @@
           <w:sz w:val="21"/>
           <w:szCs w:val="21"/>
         </w:rPr>
-        <w:t xml:space="preserve">Varias decisiones de este proyecto cambiaron al conocerse un dato de la máquina. Comprar seis unidades de algo sin haber probado una es el error más caro que se puede cometer en esta etapa.</w:t>
+        <w:t xml:space="preserve">Varias decisiones de este proyecto cambiaron al conocerse un dato de la máquina. Comprar todas las unidades de algo sin haber probado una es el error más caro que se puede cometer en esta etapa.</w:t>
       </w:r>
     </w:p>
     <w:p>

--- a/documentacion_proyecto/Estado_Completo_del_Proyecto.docx
+++ b/documentacion_proyecto/Estado_Completo_del_Proyecto.docx
@@ -725,7 +725,7 @@
           <w:sz w:val="21"/>
           <w:szCs w:val="21"/>
         </w:rPr>
-        <w:t xml:space="preserve">Las columnas de esa fila son los elementos que se activan al mismo tiempo, no de a uno. La celda es binaria: el elemento se activa o no se activa, sin cantidades intermedias. Si se quiere repetir una pasada, se dibuja la misma fila dos veces.</w:t>
+        <w:t xml:space="preserve">Las columnas de esa fila son los elementos que se activan al mismo tiempo, no de a uno. La celda es binaria: el elemento se activa o no se activa, sin cantidades intermedias. Para repetir una pasada, cada fila lleva un número de repeticiones: cuántas pasadas seguidas se teje esa misma fila antes de pasar a la siguiente.</w:t>
       </w:r>
     </w:p>
     <w:p>
@@ -2466,15 +2466,7 @@
           <w:sz w:val="21"/>
           <w:szCs w:val="21"/>
         </w:rPr>
-        <w:t xml:space="preserve">Relé PhotoMOS Panasonic AQY212GH, cuatro unidades, </w:t>
-      </w:r>
-      <w:r>
-        <w:rPr>
-          <w:rFonts w:ascii="IBM Plex Sans" w:cs="IBM Plex Sans" w:eastAsia="IBM Plex Sans" w:hAnsi="IBM Plex Sans"/>
-          <w:sz w:val="21"/>
-          <w:szCs w:val="21"/>
-        </w:rPr>
-        <w:t xml:space="preserve">una por lector óptico. Es un relé de estado sólido con salida de MOSFET, en encapsulado DIP de cuatro patas para inserción, que soporta 60 V y 1 A. Cada uno lleva una resistencia de 330 Ω entre el pin del microcontrolador y su entrada, porque esa entrada es un LED y necesita limitación de corriente.</w:t>
+        <w:t>Relé OptoMOS LCA110 de IXYS, cuatro unidades, una por lector óptico. Es un relé de estado sólido con salida de MOSFET, en encapsulado DIP de seis patas para inserción, que soporta 350 V y 120 mA. Cada uno lleva una resistencia de 330 Ω entre el pin del microcontrolador y su entrada, porque esa entrada es un LED y necesita limitación de corriente.</w:t>
       </w:r>
     </w:p>
     <w:p>
@@ -2794,15 +2786,15 @@
           <w:sz w:val="21"/>
           <w:szCs w:val="21"/>
         </w:rPr>
-        <w:t xml:space="preserve">Por qué el PhotoMOS resuelve todo esto: </w:t>
-      </w:r>
-      <w:r>
-        <w:rPr>
-          <w:rFonts w:ascii="IBM Plex Sans" w:cs="IBM Plex Sans" w:eastAsia="IBM Plex Sans" w:hAnsi="IBM Plex Sans"/>
-          <w:sz w:val="21"/>
-          <w:szCs w:val="21"/>
-        </w:rPr>
-        <w:t xml:space="preserve">no necesita corriente mínima de mantenimiento, su fuga en apagado se mide en nanoamperes, y funciona con alterna porque lleva dos MOSFET enfrentados. Cubre desde microamperes hasta 1 A, con lo que sirve cualquiera sea el resultado de la medición.</w:t>
+        <w:t xml:space="preserve">Por qué el LCA110 resuelve todo esto: </w:t>
+      </w:r>
+      <w:r>
+        <w:rPr>
+          <w:rFonts w:ascii="IBM Plex Sans" w:cs="IBM Plex Sans" w:eastAsia="IBM Plex Sans" w:hAnsi="IBM Plex Sans"/>
+          <w:sz w:val="21"/>
+          <w:szCs w:val="21"/>
+        </w:rPr>
+        <w:t xml:space="preserve">no necesita corriente mínima de mantenimiento, su fuga en apagado es de a lo sumo un microampere, y funciona con alterna porque lleva dos MOSFET enfrentados. Cubre desde microamperes hasta 1 A, con lo que sirve cualquiera sea el resultado de la medición.</w:t>
       </w:r>
     </w:p>
     <w:p>
@@ -2824,15 +2816,7 @@
           <w:sz w:val="20"/>
           <w:szCs w:val="20"/>
         </w:rPr>
-        <w:t xml:space="preserve">Sobre el código del componente: </w:t>
-      </w:r>
-      <w:r>
-        <w:rPr>
-          <w:rFonts w:ascii="IBM Plex Sans" w:cs="IBM Plex Sans" w:eastAsia="IBM Plex Sans" w:hAnsi="IBM Plex Sans"/>
-          <w:sz w:val="20"/>
-          <w:szCs w:val="20"/>
-        </w:rPr>
-        <w:t xml:space="preserve">la letra final indica el encapsulado. La H corresponde al formato DIP de inserción, que es el que entra en la placa perforada; la S al de montaje superficial, que requiere adaptador. Hay que pedir específicamente el AQY212GH. El AQY212EH es una alternativa válida, con 550 mA y aislamiento reforzado de 5.000 V.</w:t>
+        <w:t>Sobre el encapsulado: el LCA110 existe en dos formatos. Hay que pedir el DIP de seis patas, que es el de inserción y entra en la placa perforada; el SOP-6 es de montaje superficial y requiere soldadura fina. Si no se consigue, son alternativas con el mismo principio (salida MOSFET, sin corriente mínima) el AQY212GH de Panasonic, el G3VM-61A1 de Omron o el TLP3021 de Toshiba, teniendo en cuenta que cada uno tiene su propia disposición de patas.</w:t>
       </w:r>
     </w:p>
     <w:p>
@@ -4489,7 +4473,7 @@
                 <w:sz w:val="17"/>
                 <w:szCs w:val="17"/>
               </w:rPr>
-              <w:t xml:space="preserve">Cronograma con 162 tareas en 8 etapas.</w:t>
+              <w:t xml:space="preserve">Cronograma con 160 tareas en 8 etapas.</w:t>
             </w:r>
           </w:p>
         </w:tc>

--- a/documentacion_proyecto/Estado_Completo_del_Proyecto.docx
+++ b/documentacion_proyecto/Estado_Completo_del_Proyecto.docx
@@ -1030,7 +1030,7 @@
                 <w:sz w:val="17"/>
                 <w:szCs w:val="17"/>
               </w:rPr>
-              <w:t xml:space="preserve">24 V en corriente alterna. Este dato descartó el uso de MOSFET.</w:t>
+              <w:t>24 V en corriente alterna. Este dato descartó manejar las bobinas con un MOSFET discreto (ver alternativas descartadas). No contradice al relé LCA110: ese no maneja la bobina, sino la señal del lector, y por dentro tiene dos MOSFET enfrentados que conducen en ambos sentidos.</w:t>
             </w:r>
           </w:p>
         </w:tc>
@@ -1162,7 +1162,7 @@
                 <w:sz w:val="17"/>
                 <w:szCs w:val="17"/>
               </w:rPr>
-              <w:t xml:space="preserve">Jornada de 10 horas, de lunes a sábado. Seis telares operativos en 400 m² de planta.</w:t>
+              <w:t>Jornada de 10 horas, de lunes a sábado. Once telares en 400 m² de planta.</w:t>
             </w:r>
           </w:p>
         </w:tc>
@@ -3203,7 +3203,7 @@
                 <w:sz w:val="17"/>
                 <w:szCs w:val="17"/>
               </w:rPr>
-              <w:t xml:space="preserve">registro_de_errores</w:t>
+              <w:t>errores_log</w:t>
             </w:r>
           </w:p>
         </w:tc>
@@ -4121,7 +4121,7 @@
                 <w:sz w:val="17"/>
                 <w:szCs w:val="17"/>
               </w:rPr>
-              <w:t xml:space="preserve">El documento principal, con 66 secciones, 14 tablas, 12 figuras y carátula. Sigue la estructura de la Carpeta del Proyecto y las Buenas Prácticas de la UTN.</w:t>
+              <w:t>El documento principal, con 85 secciones, 15 tablas, 13 figuras y carátula. Sigue la estructura de la Carpeta del Proyecto y las Buenas Prácticas de la UTN.</w:t>
             </w:r>
           </w:p>
         </w:tc>
@@ -5122,15 +5122,15 @@
           <w:sz w:val="21"/>
           <w:szCs w:val="21"/>
         </w:rPr>
-        <w:t xml:space="preserve">Estadísticas por dibujo y ficha técnica descargable. </w:t>
-      </w:r>
-      <w:r>
-        <w:rPr>
-          <w:rFonts w:ascii="IBM Plex Sans" w:cs="IBM Plex Sans" w:eastAsia="IBM Plex Sans" w:hAnsi="IBM Plex Sans"/>
-          <w:sz w:val="21"/>
-          <w:szCs w:val="21"/>
-        </w:rPr>
-        <w:t xml:space="preserve">El historial de producción ya guarda lo necesario para mostrar cuántas veces se tejió cada dibujo, las pasadas acumuladas y el tiempo de máquina. Para convertir pasadas en metros falta medir cuánto avanza la tela por pasada.</w:t>
+        <w:t xml:space="preserve">Estadísticas por dibujo y ficha técnica descargable: implementado. </w:t>
+      </w:r>
+      <w:r>
+        <w:rPr>
+          <w:rFonts w:ascii="IBM Plex Sans" w:cs="IBM Plex Sans" w:eastAsia="IBM Plex Sans" w:hAnsi="IBM Plex Sans"/>
+          <w:sz w:val="21"/>
+          <w:szCs w:val="21"/>
+        </w:rPr>
+        <w:t>La Biblioteca muestra, por dibujo, cuántas veces se tejió, las pasadas acumuladas y el tiempo de máquina, y la ficha técnica se descarga en PDF con el detalle de la matriz y las repeticiones de cada fila. Los metros dependen de que el operario cargue cuánto avanza la tela por pasada; hasta que se mida en la máquina, las pasadas y los metros figuran como estimados.</w:t>
       </w:r>
     </w:p>
     <w:p>
@@ -5150,15 +5150,15 @@
           <w:sz w:val="21"/>
           <w:szCs w:val="21"/>
         </w:rPr>
-        <w:t xml:space="preserve">Control de trama y urdimbre restantes, encadenado de trabajos, acceso remoto y multiusuario. </w:t>
-      </w:r>
-      <w:r>
-        <w:rPr>
-          <w:rFonts w:ascii="IBM Plex Sans" w:cs="IBM Plex Sans" w:eastAsia="IBM Plex Sans" w:hAnsi="IBM Plex Sans"/>
-          <w:sz w:val="21"/>
-          <w:szCs w:val="21"/>
-        </w:rPr>
-        <w:t xml:space="preserve">El propio dueño las calificó de secundarias.</w:t>
+        <w:t xml:space="preserve">Control de trama y urdimbre restantes, encadenado de trabajos y acceso remoto. </w:t>
+      </w:r>
+      <w:r>
+        <w:rPr>
+          <w:rFonts w:ascii="IBM Plex Sans" w:cs="IBM Plex Sans" w:eastAsia="IBM Plex Sans" w:hAnsi="IBM Plex Sans"/>
+          <w:sz w:val="21"/>
+          <w:szCs w:val="21"/>
+        </w:rPr>
+        <w:t>El propio dueño las calificó de secundarias. El acceso multiusuario, en cambio, ya está resuelto: cada persona registra su propia huella, y desde el cuarto usuario el registro requiere un código de invitación que genera cualquier usuario ya registrado.</w:t>
       </w:r>
     </w:p>
     <w:p>

--- a/documentacion_proyecto/Estado_Completo_del_Proyecto.docx
+++ b/documentacion_proyecto/Estado_Completo_del_Proyecto.docx
@@ -1355,7 +1355,7 @@
                 <w:sz w:val="17"/>
                 <w:szCs w:val="17"/>
               </w:rPr>
-              <w:t xml:space="preserve">Armado y validado en banco. Falta instalarlo en la máquina.</w:t>
+              <w:t>Instalado en el telar y probado el 19/09/2026: los tres comandos funcionan desde la app y se detecta el uso manual de la botonera.</w:t>
             </w:r>
           </w:p>
         </w:tc>
@@ -1420,7 +1420,7 @@
                 <w:sz w:val="17"/>
                 <w:szCs w:val="17"/>
               </w:rPr>
-              <w:t xml:space="preserve">Componentes comprados. Falta el punto de montaje y el soporte.</w:t>
+              <w:t>Soporte montado sobre el eje del telar el 10/09/2026; cada vuelta del eje es una pasada. Falta conectarlo al Nivel 2 y validar el conteo.</w:t>
             </w:r>
           </w:p>
         </w:tc>
@@ -1485,7 +1485,7 @@
                 <w:sz w:val="17"/>
                 <w:szCs w:val="17"/>
               </w:rPr>
-              <w:t xml:space="preserve">Diseñado. Falta medir la salida del lector óptico y comprar los relés.</w:t>
+              <w:t>Diseñado, con los relés elegidos (LCA110). Falta medir la salida del lector óptico, comprar los relés y conectarlos.</w:t>
             </w:r>
           </w:p>
         </w:tc>
@@ -2095,7 +2095,22 @@
           <w:sz w:val="23"/>
           <w:szCs w:val="23"/>
         </w:rPr>
-        <w:t xml:space="preserve">5.3. Lo que falta antes de conectarlo al telar</w:t>
+        <w:t>5.3. Pasos para conectarlo al telar</w:t>
+      </w:r>
+    </w:p>
+    <w:p>
+      <w:pPr>
+        <w:spacing w:after="110"/>
+      </w:pPr>
+      <w:r>
+        <w:rPr>
+          <w:rFonts w:ascii="IBM Plex Sans" w:cs="IBM Plex Sans" w:eastAsia="IBM Plex Sans" w:hAnsi="IBM Plex Sans"/>
+          <w:b/>
+          <w:bCs/>
+          <w:sz w:val="21"/>
+          <w:szCs w:val="21"/>
+        </w:rPr>
+        <w:t>El Bloque A se instaló en el telar y se probó el 19/09/2026: Marcha, Pausa y Retroceder funcionan desde la aplicación y se detecta el uso manual de la botonera. Los pasos siguientes quedan como referencia para reinstalarlo o repetir la instalación en otro telar.</w:t>
       </w:r>
     </w:p>
     <w:p>
@@ -2336,15 +2351,7 @@
           <w:sz w:val="21"/>
           <w:szCs w:val="21"/>
         </w:rPr>
-        <w:t xml:space="preserve">Lo que falta: </w:t>
-      </w:r>
-      <w:r>
-        <w:rPr>
-          <w:rFonts w:ascii="IBM Plex Sans" w:cs="IBM Plex Sans" w:eastAsia="IBM Plex Sans" w:hAnsi="IBM Plex Sans"/>
-          <w:sz w:val="21"/>
-          <w:szCs w:val="21"/>
-        </w:rPr>
-        <w:t xml:space="preserve">identificar el eje que completa exactamente un giro por pasada, fabricar el soporte y validar el conteo. El dueño se ofreció a colaborar con el punto de montaje. Para verificar la relación de giro se pone un pedazo de cinta en el eje y se cuentan las vueltas mientras la máquina hace cinco pasadas: si son cinco, es el eje correcto.</w:t>
+        <w:t>El soporte quedó montado el 10/09/2026 sobre un eje que da exactamente una vuelta por pasada. Lo que falta: conectar el sensor al Nivel 2 y validar el conteo contra el contador mecánico del telar durante una jornada.</w:t>
       </w:r>
     </w:p>
     <w:p>
@@ -4924,15 +4931,7 @@
           <w:sz w:val="21"/>
           <w:szCs w:val="21"/>
         </w:rPr>
-        <w:t xml:space="preserve">Medir en la máquina: </w:t>
-      </w:r>
-      <w:r>
-        <w:rPr>
-          <w:rFonts w:ascii="IBM Plex Sans" w:cs="IBM Plex Sans" w:eastAsia="IBM Plex Sans" w:hAnsi="IBM Plex Sans"/>
-          <w:sz w:val="21"/>
-          <w:szCs w:val="21"/>
-        </w:rPr>
-        <w:t xml:space="preserve">el sentido de la tensión en un botón, la tensión y corriente en la salida de un lector óptico, y si el agujero del papel abre o cierra el circuito.</w:t>
+        <w:t>Medir en la máquina la tensión y la corriente en la salida de un lector óptico, y si el agujero del papel abre o cierra el circuito.</w:t>
       </w:r>
     </w:p>
     <w:p>
@@ -4952,15 +4951,7 @@
           <w:sz w:val="21"/>
           <w:szCs w:val="21"/>
         </w:rPr>
-        <w:t xml:space="preserve">Instalar el Bloque A </w:t>
-      </w:r>
-      <w:r>
-        <w:rPr>
-          <w:rFonts w:ascii="IBM Plex Sans" w:cs="IBM Plex Sans" w:eastAsia="IBM Plex Sans" w:hAnsi="IBM Plex Sans"/>
-          <w:sz w:val="21"/>
-          <w:szCs w:val="21"/>
-        </w:rPr>
-        <w:t xml:space="preserve">en el telar, conectando un canal por vez.</w:t>
+        <w:t>Hecho el 19/09/2026: el Bloque A quedó instalado y probado en el telar.</w:t>
       </w:r>
     </w:p>
     <w:p>
@@ -5008,15 +4999,7 @@
           <w:sz w:val="21"/>
           <w:szCs w:val="21"/>
         </w:rPr>
-        <w:t xml:space="preserve">Bloque C completo, </w:t>
-      </w:r>
-      <w:r>
-        <w:rPr>
-          <w:rFonts w:ascii="IBM Plex Sans" w:cs="IBM Plex Sans" w:eastAsia="IBM Plex Sans" w:hAnsi="IBM Plex Sans"/>
-          <w:sz w:val="21"/>
-          <w:szCs w:val="21"/>
-        </w:rPr>
-        <w:t xml:space="preserve">incluida la validación del conteo durante una jornada.</w:t>
+        <w:t>Bloque C: conectar el sensor, ya montado, y validar el conteo durante una jornada.</w:t>
       </w:r>
     </w:p>
     <w:p>

--- a/documentacion_proyecto/Estado_Completo_del_Proyecto.docx
+++ b/documentacion_proyecto/Estado_Completo_del_Proyecto.docx
@@ -717,7 +717,7 @@
           <w:sz w:val="21"/>
           <w:szCs w:val="21"/>
         </w:rPr>
-        <w:t xml:space="preserve">Una fila del dibujo es una pasada del telar. </w:t>
+        <w:t xml:space="preserve">Una fila del dibujo es una combinación de bobinas, que se teje durante tantas pasadas seguidas como indiquen sus repeticiones. </w:t>
       </w:r>
       <w:r>
         <w:rPr>
@@ -2643,7 +2643,7 @@
                 <w:sz w:val="17"/>
                 <w:szCs w:val="17"/>
               </w:rPr>
-              <w:t xml:space="preserve">A 300 pasadas por minuto son 5 conmutaciones por segundo, unas 144.000 por turno de ocho horas, contra las 100.000 de vida útil de un relé común. Se gastaría en una jornada.</w:t>
+              <w:t>A 300 pasadas por minuto son 5 conmutaciones por segundo, unas 180.000 en una jornada de diez horas, contra las 100.000 de vida útil de un relé común. Se gastaría en una jornada.</w:t>
             </w:r>
           </w:p>
         </w:tc>

--- a/documentacion_proyecto/Estado_Completo_del_Proyecto.docx
+++ b/documentacion_proyecto/Estado_Completo_del_Proyecto.docx
@@ -2298,15 +2298,7 @@
           <w:sz w:val="21"/>
           <w:szCs w:val="21"/>
         </w:rPr>
-        <w:t xml:space="preserve">Adaptación de la señal: </w:t>
-      </w:r>
-      <w:r>
-        <w:rPr>
-          <w:rFonts w:ascii="IBM Plex Sans" w:cs="IBM Plex Sans" w:eastAsia="IBM Plex Sans" w:hAnsi="IBM Plex Sans"/>
-          <w:sz w:val="21"/>
-          <w:szCs w:val="21"/>
-        </w:rPr>
-        <w:t xml:space="preserve">cable negro a través de una resistencia al pin 1 del optoacoplador, pin 2 al negativo de esa alimentación, pin 4 al microcontrolador con resistencia de 10 kΩ, pin 3 al negativo del sistema.</w:t>
+        <w:t xml:space="preserve">Adaptación de la señal: positivo de la alimentación del telar a través de una resistencia (1,2 kΩ con 12 a 14 V) al pin 1 del optoacoplador, cable negro del sensor al pin 2, pin 4 al microcontrolador (GPIO 35) con resistencia de 10 kΩ a 3,3 V, pin 3 al negativo del sistema.</w:t>
       </w:r>
     </w:p>
     <w:p>
@@ -2328,15 +2320,7 @@
           <w:sz w:val="20"/>
           <w:szCs w:val="20"/>
         </w:rPr>
-        <w:t xml:space="preserve">Un detalle de conexión que suele pasarse por alto: </w:t>
-      </w:r>
-      <w:r>
-        <w:rPr>
-          <w:rFonts w:ascii="IBM Plex Sans" w:cs="IBM Plex Sans" w:eastAsia="IBM Plex Sans" w:hAnsi="IBM Plex Sans"/>
-          <w:sz w:val="20"/>
-          <w:szCs w:val="20"/>
-        </w:rPr>
-        <w:t xml:space="preserve">el negativo del sensor va al pin 2 del optoacoplador, nunca al negativo del microcontrolador. Si se unen, se pierde el aislamiento entre el telar y el circuito, que es justamente lo que protege al equipo.</w:t>
+        <w:t xml:space="preserve">Un detalle de conexión que suele pasarse por alto: el negativo del sensor (azul) queda en el telar y nunca se une al negativo del microcontrolador. Si se unen, se pierde el aislamiento entre el telar y el circuito, que es justamente lo que protege al equipo.</w:t>
       </w:r>
     </w:p>
     <w:p>

--- a/documentacion_proyecto/Estado_Completo_del_Proyecto.docx
+++ b/documentacion_proyecto/Estado_Completo_del_Proyecto.docx
@@ -942,7 +942,7 @@
                 <w:sz w:val="17"/>
                 <w:szCs w:val="17"/>
               </w:rPr>
-              <w:t xml:space="preserve">Cuatro, ya instaladas y en funcionamiento. Confirmado por el dueño el 06/09/2026. Antes se creía que eran tres.</w:t>
+              <w:t xml:space="preserve">Cuatro, ya instaladas y en funcionamiento. Confirmado por el dueño el 19/09/2026. El relevamiento del 28/08/2026 había estimado seis.</w:t>
             </w:r>
           </w:p>
         </w:tc>
@@ -4200,7 +4200,7 @@
                 <w:sz w:val="17"/>
                 <w:szCs w:val="17"/>
               </w:rPr>
-              <w:t xml:space="preserve">Cuatro minutas de reuniones con el cliente, la última del 06/09/2026.</w:t>
+              <w:t xml:space="preserve">Las minutas de las seis reuniones con el cliente (la última, del 19/09/2026) y la séptima, pendiente.</w:t>
             </w:r>
           </w:p>
         </w:tc>
@@ -4508,7 +4508,7 @@
                 <w:sz w:val="17"/>
                 <w:szCs w:val="17"/>
               </w:rPr>
-              <w:t xml:space="preserve">Los 17 componentes que van en la placa, con su ubicación.</w:t>
+              <w:t xml:space="preserve">Los 24 componentes que van en la placa (los del Nivel 2 se suman al armarlo), con su ubicación.</w:t>
             </w:r>
           </w:p>
         </w:tc>
@@ -4552,7 +4552,7 @@
                 <w:sz w:val="17"/>
                 <w:szCs w:val="17"/>
               </w:rPr>
-              <w:t xml:space="preserve">24 verificaciones a realizar antes y durante la instalación.</w:t>
+              <w:t xml:space="preserve">25 verificaciones a realizar antes y durante la instalación.</w:t>
             </w:r>
           </w:p>
         </w:tc>

--- a/documentacion_proyecto/Estado_Completo_del_Proyecto.docx
+++ b/documentacion_proyecto/Estado_Completo_del_Proyecto.docx
@@ -717,15 +717,15 @@
           <w:sz w:val="21"/>
           <w:szCs w:val="21"/>
         </w:rPr>
-        <w:t xml:space="preserve">Una fila del dibujo es una combinación de bobinas, que se teje durante tantas pasadas seguidas como indiquen sus repeticiones. </w:t>
-      </w:r>
-      <w:r>
-        <w:rPr>
-          <w:rFonts w:ascii="IBM Plex Sans" w:cs="IBM Plex Sans" w:eastAsia="IBM Plex Sans" w:hAnsi="IBM Plex Sans"/>
-          <w:sz w:val="21"/>
-          <w:szCs w:val="21"/>
-        </w:rPr>
-        <w:t xml:space="preserve">Las columnas de esa fila son los elementos que se activan al mismo tiempo, no de a uno. La celda es binaria: el elemento se activa o no se activa, sin cantidades intermedias. Para repetir una pasada, cada fila lleva un número de repeticiones: cuántas pasadas seguidas se teje esa misma fila antes de pasar a la siguiente.</w:t>
+        <w:t xml:space="preserve">Una fila del dibujo es una pasada con una sola bobina, que se teje durante tantas pasadas seguidas como indiquen sus repeticiones. </w:t>
+      </w:r>
+      <w:r>
+        <w:rPr>
+          <w:rFonts w:ascii="IBM Plex Sans" w:cs="IBM Plex Sans" w:eastAsia="IBM Plex Sans" w:hAnsi="IBM Plex Sans"/>
+          <w:sz w:val="21"/>
+          <w:szCs w:val="21"/>
+        </w:rPr>
+        <w:t xml:space="preserve">En cada pasada entra una sola trama, así que cada fila lleva una sola bobina marcada (lo controlan el editor y el servidor desde el 10/10/2026); para alternar bobinas pasada por pasada, por ejemplo 1, 3 y 2, el editor tiene la herramienta Intercalar. La celda es binaria: el elemento se activa o no se activa, sin cantidades intermedias. Para repetir una pasada, cada fila lleva un número de repeticiones: cuántas pasadas seguidas se teje esa misma fila antes de pasar a la siguiente.</w:t>
       </w:r>
     </w:p>
     <w:p>
@@ -1420,7 +1420,7 @@
                 <w:sz w:val="17"/>
                 <w:szCs w:val="17"/>
               </w:rPr>
-              <w:t>Soporte montado sobre el eje del telar el 10/09/2026; cada vuelta del eje es una pasada. Falta conectarlo al Nivel 2 y validar el conteo.</w:t>
+              <w:t>Soporte montado sobre el eje del telar el 10/09/2026; cada vuelta del eje es una pasada. Probado en protoboard con el ESP32 el 10/10/2026: funcionó. Falta pasarlo a la plaqueta, conectarlo al Nivel 2 en la máquina y validar el conteo.</w:t>
             </w:r>
           </w:p>
         </w:tc>
@@ -1485,7 +1485,7 @@
                 <w:sz w:val="17"/>
                 <w:szCs w:val="17"/>
               </w:rPr>
-              <w:t>Diseñado, con los relés elegidos (LCA110). Falta medir la salida del lector óptico, comprar los relés y conectarlos.</w:t>
+              <w:t>Diseñado, con los relés elegidos (LCA110). El relé se probó en protoboard con el ESP32 el 10/10/2026 y funcionó. Falta medir la salida del lector óptico, terminar la plaqueta y conectarlos.</w:t>
             </w:r>
           </w:p>
         </w:tc>
@@ -1690,7 +1690,7 @@
           <w:sz w:val="21"/>
           <w:szCs w:val="21"/>
         </w:rPr>
-        <w:t xml:space="preserve">sobre protoboard para las pruebas. La instalación definitiva va sobre placa perforada con las conexiones soldadas: los contactos a presión de una protoboard se aflojan con la vibración de la máquina.</w:t>
+        <w:t xml:space="preserve">sobre protoboard para las pruebas. El 10/10/2026 se probó todo en protoboard y funcionó, y se está haciendo la plaqueta para probarlo de manera correcta: la instalación definitiva va sobre placa perforada con las conexiones soldadas y tiras de pines para enchufar módulos y cables, porque los contactos a presión de una protoboard se aflojan con la vibración de la máquina.</w:t>
       </w:r>
     </w:p>
     <w:p>
@@ -2335,7 +2335,7 @@
           <w:sz w:val="21"/>
           <w:szCs w:val="21"/>
         </w:rPr>
-        <w:t>El soporte quedó montado el 10/09/2026 sobre un eje que da exactamente una vuelta por pasada. Lo que falta: conectar el sensor al Nivel 2 y validar el conteo contra el contador mecánico del telar durante una jornada.</w:t>
+        <w:t>El soporte quedó montado el 10/09/2026 sobre un eje que da exactamente una vuelta por pasada. El 10/10/2026 se probó en protoboard con el ESP32 y funcionó. Lo que falta: pasarlo a la plaqueta, conectarlo al Nivel 2 en la máquina y validar el conteo contra el contador mecánico del telar durante una jornada.</w:t>
       </w:r>
     </w:p>
     <w:p>
@@ -5097,7 +5097,7 @@
           <w:sz w:val="21"/>
           <w:szCs w:val="21"/>
         </w:rPr>
-        <w:t>La Biblioteca muestra, por dibujo, cuántas veces se tejió, las pasadas acumuladas y el tiempo de máquina, y la ficha técnica se descarga en PDF con el detalle de la matriz y las repeticiones de cada fila. Los metros dependen de que el operario cargue cuánto avanza la tela por pasada; hasta que se mida en la máquina, las pasadas y los metros figuran como estimados.</w:t>
+        <w:t>La Biblioteca muestra, por dibujo, cuántas veces se tejió, las pasadas acumuladas y el tiempo de máquina, y la ficha técnica se descarga en PDF con el detalle de la matriz y las repeticiones de cada fila. Los metros dependen de que el operario cargue cuánto avanza la tela por pasada; hasta que se mida en la máquina, las pasadas y los metros figuran como estimados. Desde el 10/10/2026 la ficha del dibujo también guarda el hilado (peso y metros de tela que alcanza a tejer), y el PDF muestra el hilado usado y el restante y los metros que faltan; ya no muestra las vueltas completas.</w:t>
       </w:r>
     </w:p>
     <w:p>

--- a/documentacion_proyecto/Estado_Completo_del_Proyecto.docx
+++ b/documentacion_proyecto/Estado_Completo_del_Proyecto.docx
@@ -1485,7 +1485,7 @@
                 <w:sz w:val="17"/>
                 <w:szCs w:val="17"/>
               </w:rPr>
-              <w:t>Diseñado, con los relés elegidos (LCA110). El relé se probó en protoboard con el ESP32 el 10/10/2026 y funcionó. Falta medir la salida del lector óptico, terminar la plaqueta y conectarlos.</w:t>
+              <w:t xml:space="preserve">Diseñado, con los relés elegidos (LCA110) y la conexión final definida: el relé en el lugar del lector, con una resistencia de protección. El relé se probó en protoboard con el ESP32 el 10/10/2026 y funcionó. Falta medir la alimentación y la señal del lector, terminar la plaqueta y conectarlos.</w:t>
             </w:r>
           </w:p>
         </w:tc>
@@ -2412,7 +2412,7 @@
           <w:sz w:val="21"/>
           <w:szCs w:val="21"/>
         </w:rPr>
-        <w:t xml:space="preserve">El punto de intervención es el lector óptico, no la bobina. El dueño lo explicó así: cada lector se corta con una llave, de modo que en lugar de que sea el papel el que interrumpe el haz, lo haga un interruptor electrónico que entrega un uno o un cero. Las plaquetas del telar quedan intactas y siguen haciendo su trabajo.</w:t>
+        <w:t xml:space="preserve">El punto de intervención es el lector óptico, no la bobina. El dueño lo explicó así: con agujero, el lector da la señal que activa la bobina. En la conexión final, la más segura, el relé ocupa el lugar del lector y da esa señal cuando el ESP32 lo pide, con una resistencia de protección en serie y una de 10 kΩ ½ W de la señal al −. Las plaquetas y las bobinas del telar quedan intactas y siguen haciendo su trabajo. Según la planta, mientras la misma bobina se repite el relé queda activo y la aguja va y vuelve igual en cada pasada.</w:t>
       </w:r>
     </w:p>
     <w:p>
@@ -2844,15 +2844,15 @@
           <w:sz w:val="21"/>
           <w:szCs w:val="21"/>
         </w:rPr>
-        <w:t xml:space="preserve">Tensión y corriente en la salida de un lector óptico (se espera entre 5 y 20 mA; el valor define si alcanza el relé elegido). </w:t>
-      </w:r>
-      <w:r>
-        <w:rPr>
-          <w:rFonts w:ascii="IBM Plex Sans" w:cs="IBM Plex Sans" w:eastAsia="IBM Plex Sans" w:hAnsi="IBM Plex Sans"/>
-          <w:sz w:val="21"/>
-          <w:szCs w:val="21"/>
-        </w:rPr>
-        <w:t xml:space="preserve">Define el componente definitivo y confirma la elección.</w:t>
+        <w:t xml:space="preserve">Tensión de alimentación del lector y corriente con la resistencia de protección en el lugar del relé (se esperan menos de 20 mA). </w:t>
+      </w:r>
+      <w:r>
+        <w:rPr>
+          <w:rFonts w:ascii="IBM Plex Sans" w:cs="IBM Plex Sans" w:eastAsia="IBM Plex Sans" w:hAnsi="IBM Plex Sans"/>
+          <w:sz w:val="21"/>
+          <w:szCs w:val="21"/>
+        </w:rPr>
+        <w:t xml:space="preserve">La tensión define la resistencia de protección (220 Ω 2 W hasta 15 V, 470 Ω 3 W de 15 a 30 V) y la corriente confirma el LCA110.</w:t>
       </w:r>
     </w:p>
     <w:p>
@@ -2872,15 +2872,15 @@
           <w:sz w:val="21"/>
           <w:szCs w:val="21"/>
         </w:rPr>
-        <w:t xml:space="preserve">Si el agujero del papel abre o cierra el circuito. </w:t>
-      </w:r>
-      <w:r>
-        <w:rPr>
-          <w:rFonts w:ascii="IBM Plex Sans" w:cs="IBM Plex Sans" w:eastAsia="IBM Plex Sans" w:hAnsi="IBM Plex Sans"/>
-          <w:sz w:val="21"/>
-          <w:szCs w:val="21"/>
-        </w:rPr>
-        <w:t xml:space="preserve">Define si el relé va en serie o en paralelo con el lector.</w:t>
+        <w:t xml:space="preserve">Qué hace la señal del lector con agujero. </w:t>
+      </w:r>
+      <w:r>
+        <w:rPr>
+          <w:rFonts w:ascii="IBM Plex Sans" w:cs="IBM Plex Sans" w:eastAsia="IBM Plex Sans" w:hAnsi="IBM Plex Sans"/>
+          <w:sz w:val="21"/>
+          <w:szCs w:val="21"/>
+        </w:rPr>
+        <w:t xml:space="preserve">Con agujero +V confirma la conexión final; con 0 V sería la variante 2B.</w:t>
       </w:r>
     </w:p>
     <w:p>
@@ -4915,7 +4915,7 @@
           <w:sz w:val="21"/>
           <w:szCs w:val="21"/>
         </w:rPr>
-        <w:t>Medir en la máquina la tensión y la corriente en la salida de un lector óptico, y si el agujero del papel abre o cierra el circuito.</w:t>
+        <w:t xml:space="preserve">Medir en la máquina la alimentación del lector, qué hace su señal con agujero y la corriente con la resistencia de protección en el lugar del relé.</w:t>
       </w:r>
     </w:p>
     <w:p>

--- a/documentacion_proyecto/Estado_Completo_del_Proyecto.docx
+++ b/documentacion_proyecto/Estado_Completo_del_Proyecto.docx
@@ -5097,7 +5097,7 @@
           <w:sz w:val="21"/>
           <w:szCs w:val="21"/>
         </w:rPr>
-        <w:t>La Biblioteca muestra, por dibujo, cuántas veces se tejió, las pasadas acumuladas y el tiempo de máquina, y la ficha técnica se descarga en PDF con el detalle de la matriz y las repeticiones de cada fila. Los metros dependen de que el operario cargue cuánto avanza la tela por pasada; hasta que se mida en la máquina, las pasadas y los metros figuran como estimados. Desde el 10/10/2026 la ficha del dibujo también guarda el hilado (peso y metros de tela que alcanza a tejer), y el PDF muestra el hilado usado y el restante y los metros que faltan; ya no muestra las vueltas completas.</w:t>
+        <w:t>La Biblioteca muestra, por dibujo, cuántas veces se tejió, las pasadas acumuladas y el tiempo de máquina, y la ficha técnica se descarga en PDF con el detalle de la matriz y las repeticiones de cada fila. Los metros dependen de que el operario cargue cuánto avanza la tela por pasada; hasta que se mida en la máquina, las pasadas y los metros figuran como estimados. Desde el 10/10/2026 la ficha del dibujo también guarda el hilado (peso y metros de tela que alcanza a tejer), y el PDF muestra el hilado usado y el restante y los metros que faltan; ya no muestra las vueltas completas. Desde el 11/10/2026 la vista previa de la tela es a escala, con el telar dibujado arriba (las bobinas y sus alimentadores de trama en sus colores), una llave por vuelta y, si están cargados los metros por pasada, una regla en centímetros; el PDF ya no lleva el modelo del telar ni el recuadro de instrucciones.</w:t>
       </w:r>
     </w:p>
     <w:p>

--- a/documentacion_proyecto/Estado_Completo_del_Proyecto.docx
+++ b/documentacion_proyecto/Estado_Completo_del_Proyecto.docx
@@ -717,15 +717,15 @@
           <w:sz w:val="21"/>
           <w:szCs w:val="21"/>
         </w:rPr>
-        <w:t xml:space="preserve">Una fila del dibujo es una combinación de bobinas, que se teje durante tantas pasadas seguidas como indiquen sus repeticiones. </w:t>
-      </w:r>
-      <w:r>
-        <w:rPr>
-          <w:rFonts w:ascii="IBM Plex Sans" w:cs="IBM Plex Sans" w:eastAsia="IBM Plex Sans" w:hAnsi="IBM Plex Sans"/>
-          <w:sz w:val="21"/>
-          <w:szCs w:val="21"/>
-        </w:rPr>
-        <w:t xml:space="preserve">Las columnas de esa fila son los elementos que se activan al mismo tiempo, no de a uno. La celda es binaria: el elemento se activa o no se activa, sin cantidades intermedias. Para repetir una pasada, cada fila lleva un número de repeticiones: cuántas pasadas seguidas se teje esa misma fila antes de pasar a la siguiente.</w:t>
+        <w:t xml:space="preserve">Una fila del dibujo es una pasada con una sola bobina, que se teje durante tantas pasadas seguidas como indiquen sus repeticiones. </w:t>
+      </w:r>
+      <w:r>
+        <w:rPr>
+          <w:rFonts w:ascii="IBM Plex Sans" w:cs="IBM Plex Sans" w:eastAsia="IBM Plex Sans" w:hAnsi="IBM Plex Sans"/>
+          <w:sz w:val="21"/>
+          <w:szCs w:val="21"/>
+        </w:rPr>
+        <w:t xml:space="preserve">En cada pasada entra una sola trama, así que cada fila lleva una sola bobina marcada (lo controlan el editor y el servidor desde el 10/10/2026); para alternar bobinas pasada por pasada, por ejemplo 1, 3 y 2, el editor tiene la herramienta Intercalar. La celda es binaria: el elemento se activa o no se activa, sin cantidades intermedias. Para repetir una pasada, cada fila lleva un número de repeticiones: cuántas pasadas seguidas se teje esa misma fila antes de pasar a la siguiente.</w:t>
       </w:r>
     </w:p>
     <w:p>
@@ -1420,7 +1420,7 @@
                 <w:sz w:val="17"/>
                 <w:szCs w:val="17"/>
               </w:rPr>
-              <w:t>Soporte montado sobre el eje del telar el 10/09/2026; cada vuelta del eje es una pasada. Falta conectarlo al Nivel 2 y validar el conteo.</w:t>
+              <w:t>Soporte montado sobre el eje del telar el 10/09/2026; cada vuelta del eje es una pasada. Probado en protoboard con el ESP32 el 10/10/2026: funcionó. Falta pasarlo a la plaqueta, conectarlo al Nivel 2 en la máquina y validar el conteo.</w:t>
             </w:r>
           </w:p>
         </w:tc>
@@ -1485,7 +1485,7 @@
                 <w:sz w:val="17"/>
                 <w:szCs w:val="17"/>
               </w:rPr>
-              <w:t>Diseñado, con los relés elegidos (LCA110). Falta medir la salida del lector óptico, comprar los relés y conectarlos.</w:t>
+              <w:t xml:space="preserve">Diseñado, con los relés elegidos (LCA110) y la conexión final definida: el relé en el lugar del lector, con una resistencia de protección. El relé se probó en protoboard con el ESP32 el 10/10/2026 y funcionó. Falta medir la alimentación y la señal del lector, terminar la plaqueta y conectarlos.</w:t>
             </w:r>
           </w:p>
         </w:tc>
@@ -1690,7 +1690,7 @@
           <w:sz w:val="21"/>
           <w:szCs w:val="21"/>
         </w:rPr>
-        <w:t xml:space="preserve">sobre protoboard para las pruebas. La instalación definitiva va sobre placa perforada con las conexiones soldadas: los contactos a presión de una protoboard se aflojan con la vibración de la máquina.</w:t>
+        <w:t xml:space="preserve">sobre protoboard para las pruebas. El 10/10/2026 se probó todo en protoboard y funcionó, y se está haciendo la plaqueta para probarlo de manera correcta: la instalación definitiva va sobre placa perforada con las conexiones soldadas y tiras de pines para enchufar módulos y cables, porque los contactos a presión de una protoboard se aflojan con la vibración de la máquina.</w:t>
       </w:r>
     </w:p>
     <w:p>
@@ -2335,7 +2335,7 @@
           <w:sz w:val="21"/>
           <w:szCs w:val="21"/>
         </w:rPr>
-        <w:t>El soporte quedó montado el 10/09/2026 sobre un eje que da exactamente una vuelta por pasada. Lo que falta: conectar el sensor al Nivel 2 y validar el conteo contra el contador mecánico del telar durante una jornada.</w:t>
+        <w:t>El soporte quedó montado el 10/09/2026 sobre un eje que da exactamente una vuelta por pasada. El 10/10/2026 se probó en protoboard con el ESP32 y funcionó. Lo que falta: pasarlo a la plaqueta, conectarlo al Nivel 2 en la máquina y validar el conteo contra el contador mecánico del telar durante una jornada.</w:t>
       </w:r>
     </w:p>
     <w:p>
@@ -2412,7 +2412,7 @@
           <w:sz w:val="21"/>
           <w:szCs w:val="21"/>
         </w:rPr>
-        <w:t xml:space="preserve">El punto de intervención es el lector óptico, no la bobina. El dueño lo explicó así: cada lector se corta con una llave, de modo que en lugar de que sea el papel el que interrumpe el haz, lo haga un interruptor electrónico que entrega un uno o un cero. Las plaquetas del telar quedan intactas y siguen haciendo su trabajo.</w:t>
+        <w:t xml:space="preserve">El punto de intervención es el lector óptico, no la bobina. El dueño lo explicó así: con agujero, el lector da la señal que activa la bobina. En la conexión final, la más segura, el relé ocupa el lugar del lector y da esa señal cuando el ESP32 lo pide, con una resistencia de protección en serie y una de 10 kΩ ½ W de la señal al −. Las plaquetas y las bobinas del telar quedan intactas y siguen haciendo su trabajo. Según la planta, mientras la misma bobina se repite el relé queda activo y la aguja va y vuelve igual en cada pasada.</w:t>
       </w:r>
     </w:p>
     <w:p>
@@ -2844,15 +2844,15 @@
           <w:sz w:val="21"/>
           <w:szCs w:val="21"/>
         </w:rPr>
-        <w:t xml:space="preserve">Tensión y corriente en la salida de un lector óptico (se espera entre 5 y 20 mA; el valor define si alcanza el relé elegido). </w:t>
-      </w:r>
-      <w:r>
-        <w:rPr>
-          <w:rFonts w:ascii="IBM Plex Sans" w:cs="IBM Plex Sans" w:eastAsia="IBM Plex Sans" w:hAnsi="IBM Plex Sans"/>
-          <w:sz w:val="21"/>
-          <w:szCs w:val="21"/>
-        </w:rPr>
-        <w:t xml:space="preserve">Define el componente definitivo y confirma la elección.</w:t>
+        <w:t xml:space="preserve">Tensión de alimentación del lector y corriente con la resistencia de protección en el lugar del relé (se esperan menos de 20 mA). </w:t>
+      </w:r>
+      <w:r>
+        <w:rPr>
+          <w:rFonts w:ascii="IBM Plex Sans" w:cs="IBM Plex Sans" w:eastAsia="IBM Plex Sans" w:hAnsi="IBM Plex Sans"/>
+          <w:sz w:val="21"/>
+          <w:szCs w:val="21"/>
+        </w:rPr>
+        <w:t xml:space="preserve">La tensión define la resistencia de protección (220 Ω 2 W hasta 15 V, 470 Ω 3 W de 15 a 30 V) y la corriente confirma el LCA110.</w:t>
       </w:r>
     </w:p>
     <w:p>
@@ -2872,15 +2872,15 @@
           <w:sz w:val="21"/>
           <w:szCs w:val="21"/>
         </w:rPr>
-        <w:t xml:space="preserve">Si el agujero del papel abre o cierra el circuito. </w:t>
-      </w:r>
-      <w:r>
-        <w:rPr>
-          <w:rFonts w:ascii="IBM Plex Sans" w:cs="IBM Plex Sans" w:eastAsia="IBM Plex Sans" w:hAnsi="IBM Plex Sans"/>
-          <w:sz w:val="21"/>
-          <w:szCs w:val="21"/>
-        </w:rPr>
-        <w:t xml:space="preserve">Define si el relé va en serie o en paralelo con el lector.</w:t>
+        <w:t xml:space="preserve">Qué hace la señal del lector con agujero. </w:t>
+      </w:r>
+      <w:r>
+        <w:rPr>
+          <w:rFonts w:ascii="IBM Plex Sans" w:cs="IBM Plex Sans" w:eastAsia="IBM Plex Sans" w:hAnsi="IBM Plex Sans"/>
+          <w:sz w:val="21"/>
+          <w:szCs w:val="21"/>
+        </w:rPr>
+        <w:t xml:space="preserve">Con agujero +V confirma la conexión final; con 0 V sería la variante 2B.</w:t>
       </w:r>
     </w:p>
     <w:p>
@@ -4915,7 +4915,7 @@
           <w:sz w:val="21"/>
           <w:szCs w:val="21"/>
         </w:rPr>
-        <w:t>Medir en la máquina la tensión y la corriente en la salida de un lector óptico, y si el agujero del papel abre o cierra el circuito.</w:t>
+        <w:t xml:space="preserve">Medir en la máquina la alimentación del lector, qué hace su señal con agujero y la corriente con la resistencia de protección en el lugar del relé.</w:t>
       </w:r>
     </w:p>
     <w:p>
@@ -5097,7 +5097,7 @@
           <w:sz w:val="21"/>
           <w:szCs w:val="21"/>
         </w:rPr>
-        <w:t>La Biblioteca muestra, por dibujo, cuántas veces se tejió, las pasadas acumuladas y el tiempo de máquina, y la ficha técnica se descarga en PDF con el detalle de la matriz y las repeticiones de cada fila. Los metros dependen de que el operario cargue cuánto avanza la tela por pasada; hasta que se mida en la máquina, las pasadas y los metros figuran como estimados.</w:t>
+        <w:t>La Biblioteca muestra, por dibujo, cuántas veces se tejió, las pasadas acumuladas y el tiempo de máquina, y la ficha técnica se descarga en PDF con el detalle de la matriz y las repeticiones de cada fila. Los metros dependen de que el operario cargue cuánto avanza la tela por pasada; hasta que se mida en la máquina, las pasadas y los metros figuran como estimados. Desde el 10/10/2026 la ficha del dibujo también guarda el hilado (peso y metros de tela que alcanza a tejer), y el PDF muestra el hilado usado y el restante y los metros que faltan; ya no muestra las vueltas completas. Desde el 11/10/2026 la vista previa de la tela es a escala, con el telar dibujado arriba (las bobinas y sus alimentadores de trama en sus colores), una llave por vuelta y, si están cargados los metros por pasada, una regla en centímetros; el PDF ya no lleva el modelo del telar ni el recuadro de instrucciones.</w:t>
       </w:r>
     </w:p>
     <w:p>

--- a/documentacion_proyecto/Estado_Completo_del_Proyecto.docx
+++ b/documentacion_proyecto/Estado_Completo_del_Proyecto.docx
@@ -1634,7 +1634,7 @@
           <w:sz w:val="21"/>
           <w:szCs w:val="21"/>
         </w:rPr>
-        <w:t xml:space="preserve">par del botón, puente rectificador DB157, capacitor de 22 a 47 µF, resistencia de 2,2 kΩ de 1 W, optoacoplador PC817 y de ahí al pin, con resistencia de 10 kΩ hacia 3,3 V.</w:t>
+        <w:t xml:space="preserve">par del botón, puente rectificador DB157, capacitor de 22 µF 50 V, resistencia de 2,2 kΩ de 1 W, optoacoplador PC817 y de ahí al pin, con resistencia de 10 kΩ hacia 3,3 V.</w:t>
       </w:r>
     </w:p>
     <w:p>
@@ -2067,6 +2067,71 @@
           </w:p>
         </w:tc>
       </w:tr>
+      <w:tr>
+        <w:tc>
+          <w:tcPr>
+            <w:tcW w:type="dxa" w:w="2300"/>
+            <w:tcMar>
+              <w:top w:type="dxa" w:w="70"/>
+              <w:left w:type="dxa" w:w="100"/>
+              <w:bottom w:type="dxa" w:w="70"/>
+              <w:right w:type="dxa" w:w="100"/>
+            </w:tcMar>
+          </w:tcPr>
+          <w:p>
+            <w:r>
+              <w:rPr>
+                <w:rFonts w:ascii="IBM Plex Sans" w:cs="IBM Plex Sans" w:eastAsia="IBM Plex Sans" w:hAnsi="IBM Plex Sans"/>
+                <w:sz w:val="17"/>
+                <w:szCs w:val="17"/>
+              </w:rPr>
+              <w:t xml:space="preserve">Canales que bajan juntos</w:t>
+            </w:r>
+          </w:p>
+        </w:tc>
+        <w:tc>
+          <w:tcPr>
+            <w:tcW w:type="dxa" w:w="1400"/>
+            <w:tcMar>
+              <w:top w:type="dxa" w:w="70"/>
+              <w:left w:type="dxa" w:w="100"/>
+              <w:bottom w:type="dxa" w:w="70"/>
+              <w:right w:type="dxa" w:w="100"/>
+            </w:tcMar>
+          </w:tcPr>
+          <w:p>
+            <w:r>
+              <w:rPr>
+                <w:rFonts w:ascii="IBM Plex Sans" w:cs="IBM Plex Sans" w:eastAsia="IBM Plex Sans" w:hAnsi="IBM Plex Sans"/>
+                <w:sz w:val="17"/>
+                <w:szCs w:val="17"/>
+              </w:rPr>
+              <w:t xml:space="preserve">150 ms</w:t>
+            </w:r>
+          </w:p>
+        </w:tc>
+        <w:tc>
+          <w:tcPr>
+            <w:tcW w:type="dxa" w:w="5200"/>
+            <w:tcMar>
+              <w:top w:type="dxa" w:w="70"/>
+              <w:left w:type="dxa" w:w="100"/>
+              <w:bottom w:type="dxa" w:w="70"/>
+              <w:right w:type="dxa" w:w="100"/>
+            </w:tcMar>
+          </w:tcPr>
+          <w:p>
+            <w:r>
+              <w:rPr>
+                <w:rFonts w:ascii="IBM Plex Sans" w:cs="IBM Plex Sans" w:eastAsia="IBM Plex Sans" w:hAnsi="IBM Plex Sans"/>
+                <w:sz w:val="17"/>
+                <w:szCs w:val="17"/>
+              </w:rPr>
+              <w:t xml:space="preserve">Descarta los avisos cuando dos o más botones "se sueltan" a la vez: es el telar que se prendió con el gabinete encendido, no un operario</w:t>
+            </w:r>
+          </w:p>
+        </w:tc>
+      </w:tr>
     </w:tbl>
     <w:p>
       <w:pPr>
@@ -2130,15 +2195,15 @@
           <w:sz w:val="21"/>
           <w:szCs w:val="21"/>
         </w:rPr>
-        <w:t xml:space="preserve">Medir el sentido de la tensión en los bornes de un botón. </w:t>
-      </w:r>
-      <w:r>
-        <w:rPr>
-          <w:rFonts w:ascii="IBM Plex Sans" w:cs="IBM Plex Sans" w:eastAsia="IBM Plex Sans" w:hAnsi="IBM Plex Sans"/>
-          <w:sz w:val="21"/>
-          <w:szCs w:val="21"/>
-        </w:rPr>
-        <w:t xml:space="preserve">Con el multímetro en alterna, apretando y soltando. Si en reposo hay 24 V y al apretar cae a cero, hay que cambiar FALLING por RISING en las interrupciones del firmware. Es una palabra, pero hay que saberlo antes.</w:t>
+        <w:t xml:space="preserve">Medir la tensión en los bornes del par NA de cada botón. </w:t>
+      </w:r>
+      <w:r>
+        <w:rPr>
+          <w:rFonts w:ascii="IBM Plex Sans" w:cs="IBM Plex Sans" w:eastAsia="IBM Plex Sans" w:hAnsi="IBM Plex Sans"/>
+          <w:sz w:val="21"/>
+          <w:szCs w:val="21"/>
+        </w:rPr>
+        <w:t xml:space="preserve">Con el multímetro en alterna, telar encendido y sin tejer, apretando y soltando. Tiene que haber unos 24 V en reposo y 0 V al apretar: así es el C 201, y el firmware avisa cuando se suelta el botón, sin cambiar nada. Si da 0 V en reposo, ese no es el par NA: no conectarlo.</w:t>
       </w:r>
     </w:p>
     <w:p>
@@ -3828,7 +3893,7 @@
                 <w:sz w:val="17"/>
                 <w:szCs w:val="17"/>
               </w:rPr>
-              <w:t xml:space="preserve">De 22 a 47 µF, indistinto</w:t>
+              <w:t xml:space="preserve">22 µF 50 V</w:t>
             </w:r>
           </w:p>
         </w:tc>
@@ -3849,7 +3914,7 @@
                 <w:sz w:val="17"/>
                 <w:szCs w:val="17"/>
               </w:rPr>
-              <w:t xml:space="preserve">Aplana el rectificado antes del optoacoplador. Sin él se leen varias pulsaciones donde hubo una sola. El de 22 µF responde algo más rápido al soltar y el de 47 filtra mejor; el anti-rebote de 400 ms absorbe la diferencia.</w:t>
+              <w:t xml:space="preserve">Mantiene encendido el LED del optoacoplador entre los semiciclos del rectificado: sin él, el ESP32 mandaría avisos solos, sin que nadie apriete nada. El valor fija cuánto hay que mantener apretado el botón para que se registre: con 22 µF, entre 0,15 y 0,25 s; con 47 µF, entre 0,3 y 0,5 s, y un toque rápido se perdería. El aviso sale al soltar el botón.</w:t>
             </w:r>
           </w:p>
         </w:tc>

--- a/documentacion_proyecto/Estado_Completo_del_Proyecto.docx
+++ b/documentacion_proyecto/Estado_Completo_del_Proyecto.docx
@@ -48,7 +48,7 @@
           <w:sz w:val="18"/>
           <w:szCs w:val="18"/>
         </w:rPr>
-        <w:t xml:space="preserve">Documento de continuidad · Todo lo definido, decidido y pendiente · Septiembre 2026</w:t>
+        <w:t xml:space="preserve">Documento de continuidad · Todo lo definido, decidido y pendiente · Octubre 2026</w:t>
       </w:r>
     </w:p>
     <w:p>
@@ -1074,7 +1074,7 @@
                 <w:sz w:val="17"/>
                 <w:szCs w:val="17"/>
               </w:rPr>
-              <w:t xml:space="preserve">Cinco pulsadores en dos tableros. El principal tiene Marcha (Avviamento), Pausa (Stop) e Impulso (Marcia Discontinua). El secundario tiene Avanzar (Avanti) y Retroceder (Indietro), ambos desconectados en la máquina.</w:t>
+              <w:t xml:space="preserve">Cinco pulsadores en dos tableros. El principal tiene Marcha (Avviamento), Pausa (Stop) e Impulso (Marcia Discontinua). El secundario tiene Avanzar (Avanti) y Retroceder (Indietro). Impulso y Avanzar están desconectados en la máquina; el sistema usa los otros tres.</w:t>
             </w:r>
           </w:p>
         </w:tc>
@@ -1195,7 +1195,7 @@
           <w:sz w:val="21"/>
           <w:szCs w:val="21"/>
         </w:rPr>
-        <w:t xml:space="preserve">El sistema se divide en bloques de trabajo. El Bloque B, que originalmente iba a ser una etapa de medición con instrumental, se eliminó de toda la documentación: nunca se ejecutó como tal, porque los datos se obtuvieron mediante entrevistas con el dueño y consulta de documentación técnica.</w:t>
+        <w:t xml:space="preserve">El sistema se divide en bloques de trabajo. El Bloque B, que originalmente iba a ser una etapa de medición con instrumental, nunca se ejecutó como tal: los datos se obtuvieron mediante entrevistas con el dueño y consulta de documentación técnica, y en la lista de componentes solo figura el instrumental prestado, sin costo.</w:t>
       </w:r>
     </w:p>
     <w:tbl>
@@ -1690,7 +1690,7 @@
           <w:sz w:val="21"/>
           <w:szCs w:val="21"/>
         </w:rPr>
-        <w:t xml:space="preserve">sobre protoboard para las pruebas. El 10/10/2026 se probó todo en protoboard y funcionó, y se está haciendo la plaqueta para probarlo de manera correcta: la instalación definitiva va sobre placa perforada con las conexiones soldadas y tiras de pines para enchufar módulos y cables, porque los contactos a presión de una protoboard se aflojan con la vibración de la máquina.</w:t>
+        <w:t xml:space="preserve">sobre protoboard para las pruebas. El 10/10/2026 se probó todo en protoboard y funcionó, y se está haciendo la plaqueta para probarlo de manera correcta: la instalación definitiva va sobre cinco plaquetas con las conexiones soldadas (cuatro de placa perforada y la del sensado de la botonera, impresa) y tiras de pines para enchufar módulos y cables, porque los contactos a presión de una protoboard se aflojan con la vibración de la máquina.</w:t>
       </w:r>
     </w:p>
     <w:p>
@@ -2850,7 +2850,7 @@
           <w:sz w:val="21"/>
           <w:szCs w:val="21"/>
         </w:rPr>
-        <w:t xml:space="preserve">no necesita corriente mínima de mantenimiento, su fuga en apagado es de a lo sumo un microampere, y funciona con alterna porque lleva dos MOSFET enfrentados. Cubre desde microamperes hasta 1 A, con lo que sirve cualquiera sea el resultado de la medición.</w:t>
+        <w:t xml:space="preserve">no necesita corriente mínima de mantenimiento, su fuga en apagado es de a lo sumo un microampere, y funciona con alterna porque lleva dos MOSFET enfrentados. Soporta hasta 120 mA, de sobra para la señal de un lector (con la resistencia de protección se esperan menos de 20 mA).</w:t>
       </w:r>
     </w:p>
     <w:p>
@@ -2958,7 +2958,7 @@
           <w:sz w:val="21"/>
           <w:szCs w:val="21"/>
         </w:rPr>
-        <w:t xml:space="preserve">Recomendación: comprar una sola unidad, armar un canal completo, probarlo en la máquina y recién entonces comprar las tres restantes.</w:t>
+        <w:t xml:space="preserve">Recomendación: armar un canal completo, probarlo en la máquina y recién entonces conectar los tres restantes.</w:t>
       </w:r>
     </w:p>
     <w:p>
@@ -3148,7 +3148,7 @@
                 <w:sz w:val="17"/>
                 <w:szCs w:val="17"/>
               </w:rPr>
-              <w:t xml:space="preserve">Los dibujos: nombre, filas, columnas, la matriz de pasadas, los colores por fila y metadatos</w:t>
+              <w:t xml:space="preserve">Los dibujos: nombre, filas, columnas, la matriz de pasadas, las repeticiones de cada fila, los intercalados, los colores por fila, los metros por pasada, el hilado y metadatos</w:t>
             </w:r>
           </w:p>
         </w:tc>
@@ -4265,7 +4265,7 @@
                 <w:sz w:val="17"/>
                 <w:szCs w:val="17"/>
               </w:rPr>
-              <w:t xml:space="preserve">Las minutas de las seis reuniones con el cliente (la última, del 19/09/2026) y la séptima, pendiente.</w:t>
+              <w:t xml:space="preserve">Las minutas de las siete reuniones con el cliente (la última, del 10/10/2026) y la octava, pendiente.</w:t>
             </w:r>
           </w:p>
         </w:tc>
@@ -4508,7 +4508,7 @@
                 <w:sz w:val="17"/>
                 <w:szCs w:val="17"/>
               </w:rPr>
-              <w:t xml:space="preserve">Gantt_2026.xlsx</w:t>
+              <w:t xml:space="preserve">Gantt_2026 - Automatizacion de Telar Industrial.xlsx</w:t>
             </w:r>
           </w:p>
         </w:tc>
@@ -4573,7 +4573,7 @@
                 <w:sz w:val="17"/>
                 <w:szCs w:val="17"/>
               </w:rPr>
-              <w:t xml:space="preserve">Los 24 componentes que van en la placa (los del Nivel 2 se suman al armarlo), con su ubicación.</w:t>
+              <w:t xml:space="preserve">Los 28 componentes del gabinete, con su ubicación (los del Nivel 2, del 14 al 22, se suman al armarlo).</w:t>
             </w:r>
           </w:p>
         </w:tc>
@@ -4684,6 +4684,270 @@
                 <w:sz w:val="17"/>
                 <w:szCs w:val="17"/>
               </w:rPr>
+              <w:t xml:space="preserve">Guia_Conexion_y_Puesta_en_Marcha.docx</w:t>
+            </w:r>
+          </w:p>
+        </w:tc>
+        <w:tc>
+          <w:tcPr>
+            <w:tcW w:type="dxa" w:w="5900"/>
+            <w:tcMar>
+              <w:top w:type="dxa" w:w="70"/>
+              <w:left w:type="dxa" w:w="100"/>
+              <w:bottom w:type="dxa" w:w="70"/>
+              <w:right w:type="dxa" w:w="100"/>
+            </w:tcMar>
+          </w:tcPr>
+          <w:p>
+            <w:r>
+              <w:rPr>
+                <w:rFonts w:ascii="IBM Plex Sans" w:cs="IBM Plex Sans" w:eastAsia="IBM Plex Sans" w:hAnsi="IBM Plex Sans"/>
+                <w:sz w:val="17"/>
+                <w:szCs w:val="17"/>
+              </w:rPr>
+              <w:t xml:space="preserve">El paso a paso de todo: las cinco plaquetas, cómo se conectan entre sí y al telar, y cómo levantar el servidor, la web y el ESP32.</w:t>
+            </w:r>
+          </w:p>
+        </w:tc>
+      </w:tr>
+      <w:tr>
+        <w:tc>
+          <w:tcPr>
+            <w:tcW w:type="dxa" w:w="3000"/>
+            <w:tcMar>
+              <w:top w:type="dxa" w:w="70"/>
+              <w:left w:type="dxa" w:w="100"/>
+              <w:bottom w:type="dxa" w:w="70"/>
+              <w:right w:type="dxa" w:w="100"/>
+            </w:tcMar>
+          </w:tcPr>
+          <w:p>
+            <w:r>
+              <w:rPr>
+                <w:rFonts w:ascii="IBM Plex Sans" w:cs="IBM Plex Sans" w:eastAsia="IBM Plex Sans" w:hAnsi="IBM Plex Sans"/>
+                <w:sz w:val="17"/>
+                <w:szCs w:val="17"/>
+              </w:rPr>
+              <w:t xml:space="preserve">Guia_Conexion_Reles_LCA110.docx</w:t>
+            </w:r>
+          </w:p>
+        </w:tc>
+        <w:tc>
+          <w:tcPr>
+            <w:tcW w:type="dxa" w:w="5900"/>
+            <w:tcMar>
+              <w:top w:type="dxa" w:w="70"/>
+              <w:left w:type="dxa" w:w="100"/>
+              <w:bottom w:type="dxa" w:w="70"/>
+              <w:right w:type="dxa" w:w="100"/>
+            </w:tcMar>
+          </w:tcPr>
+          <w:p>
+            <w:r>
+              <w:rPr>
+                <w:rFonts w:ascii="IBM Plex Sans" w:cs="IBM Plex Sans" w:eastAsia="IBM Plex Sans" w:hAnsi="IBM Plex Sans"/>
+                <w:sz w:val="17"/>
+                <w:szCs w:val="17"/>
+              </w:rPr>
+              <w:t xml:space="preserve">Los relés de selección: mediciones, la conexión final, pruebas y problemas frecuentes.</w:t>
+            </w:r>
+          </w:p>
+        </w:tc>
+      </w:tr>
+      <w:tr>
+        <w:tc>
+          <w:tcPr>
+            <w:tcW w:type="dxa" w:w="3000"/>
+            <w:tcMar>
+              <w:top w:type="dxa" w:w="70"/>
+              <w:left w:type="dxa" w:w="100"/>
+              <w:bottom w:type="dxa" w:w="70"/>
+              <w:right w:type="dxa" w:w="100"/>
+            </w:tcMar>
+          </w:tcPr>
+          <w:p>
+            <w:r>
+              <w:rPr>
+                <w:rFonts w:ascii="IBM Plex Sans" w:cs="IBM Plex Sans" w:eastAsia="IBM Plex Sans" w:hAnsi="IBM Plex Sans"/>
+                <w:sz w:val="17"/>
+                <w:szCs w:val="17"/>
+              </w:rPr>
+              <w:t xml:space="preserve">Guia_Mediciones_y_Verificaciones.docx</w:t>
+            </w:r>
+          </w:p>
+        </w:tc>
+        <w:tc>
+          <w:tcPr>
+            <w:tcW w:type="dxa" w:w="5900"/>
+            <w:tcMar>
+              <w:top w:type="dxa" w:w="70"/>
+              <w:left w:type="dxa" w:w="100"/>
+              <w:bottom w:type="dxa" w:w="70"/>
+              <w:right w:type="dxa" w:w="100"/>
+            </w:tcMar>
+          </w:tcPr>
+          <w:p>
+            <w:r>
+              <w:rPr>
+                <w:rFonts w:ascii="IBM Plex Sans" w:cs="IBM Plex Sans" w:eastAsia="IBM Plex Sans" w:hAnsi="IBM Plex Sans"/>
+                <w:sz w:val="17"/>
+                <w:szCs w:val="17"/>
+              </w:rPr>
+              <w:t xml:space="preserve">Todas las mediciones y pruebas, en orden, con la planilla para anotar.</w:t>
+            </w:r>
+          </w:p>
+        </w:tc>
+      </w:tr>
+      <w:tr>
+        <w:tc>
+          <w:tcPr>
+            <w:tcW w:type="dxa" w:w="3000"/>
+            <w:tcMar>
+              <w:top w:type="dxa" w:w="70"/>
+              <w:left w:type="dxa" w:w="100"/>
+              <w:bottom w:type="dxa" w:w="70"/>
+              <w:right w:type="dxa" w:w="100"/>
+            </w:tcMar>
+          </w:tcPr>
+          <w:p>
+            <w:r>
+              <w:rPr>
+                <w:rFonts w:ascii="IBM Plex Sans" w:cs="IBM Plex Sans" w:eastAsia="IBM Plex Sans" w:hAnsi="IBM Plex Sans"/>
+                <w:sz w:val="17"/>
+                <w:szCs w:val="17"/>
+              </w:rPr>
+              <w:t xml:space="preserve">Conexionado_Nivel2.docx</w:t>
+            </w:r>
+          </w:p>
+        </w:tc>
+        <w:tc>
+          <w:tcPr>
+            <w:tcW w:type="dxa" w:w="5900"/>
+            <w:tcMar>
+              <w:top w:type="dxa" w:w="70"/>
+              <w:left w:type="dxa" w:w="100"/>
+              <w:bottom w:type="dxa" w:w="70"/>
+              <w:right w:type="dxa" w:w="100"/>
+            </w:tcMar>
+          </w:tcPr>
+          <w:p>
+            <w:r>
+              <w:rPr>
+                <w:rFonts w:ascii="IBM Plex Sans" w:cs="IBM Plex Sans" w:eastAsia="IBM Plex Sans" w:hAnsi="IBM Plex Sans"/>
+                <w:sz w:val="17"/>
+                <w:szCs w:val="17"/>
+              </w:rPr>
+              <w:t xml:space="preserve">El paso a paso del sensor de pasada y los relés, con sus diagramas.</w:t>
+            </w:r>
+          </w:p>
+        </w:tc>
+      </w:tr>
+      <w:tr>
+        <w:tc>
+          <w:tcPr>
+            <w:tcW w:type="dxa" w:w="3000"/>
+            <w:tcMar>
+              <w:top w:type="dxa" w:w="70"/>
+              <w:left w:type="dxa" w:w="100"/>
+              <w:bottom w:type="dxa" w:w="70"/>
+              <w:right w:type="dxa" w:w="100"/>
+            </w:tcMar>
+          </w:tcPr>
+          <w:p>
+            <w:r>
+              <w:rPr>
+                <w:rFonts w:ascii="IBM Plex Sans" w:cs="IBM Plex Sans" w:eastAsia="IBM Plex Sans" w:hAnsi="IBM Plex Sans"/>
+                <w:sz w:val="17"/>
+                <w:szCs w:val="17"/>
+              </w:rPr>
+              <w:t xml:space="preserve">Guia_Armado_Bloque_A.docx</w:t>
+            </w:r>
+          </w:p>
+        </w:tc>
+        <w:tc>
+          <w:tcPr>
+            <w:tcW w:type="dxa" w:w="5900"/>
+            <w:tcMar>
+              <w:top w:type="dxa" w:w="70"/>
+              <w:left w:type="dxa" w:w="100"/>
+              <w:bottom w:type="dxa" w:w="70"/>
+              <w:right w:type="dxa" w:w="100"/>
+            </w:tcMar>
+          </w:tcPr>
+          <w:p>
+            <w:r>
+              <w:rPr>
+                <w:rFonts w:ascii="IBM Plex Sans" w:cs="IBM Plex Sans" w:eastAsia="IBM Plex Sans" w:hAnsi="IBM Plex Sans"/>
+                <w:sz w:val="17"/>
+                <w:szCs w:val="17"/>
+              </w:rPr>
+              <w:t xml:space="preserve">El paso a paso del armado del nodo de control, fase por fase.</w:t>
+            </w:r>
+          </w:p>
+        </w:tc>
+      </w:tr>
+      <w:tr>
+        <w:tc>
+          <w:tcPr>
+            <w:tcW w:type="dxa" w:w="3000"/>
+            <w:tcMar>
+              <w:top w:type="dxa" w:w="70"/>
+              <w:left w:type="dxa" w:w="100"/>
+              <w:bottom w:type="dxa" w:w="70"/>
+              <w:right w:type="dxa" w:w="100"/>
+            </w:tcMar>
+          </w:tcPr>
+          <w:p>
+            <w:r>
+              <w:rPr>
+                <w:rFonts w:ascii="IBM Plex Sans" w:cs="IBM Plex Sans" w:eastAsia="IBM Plex Sans" w:hAnsi="IBM Plex Sans"/>
+                <w:sz w:val="17"/>
+                <w:szCs w:val="17"/>
+              </w:rPr>
+              <w:t xml:space="preserve">Modalidad_Inversion_Ganancia_Contrato_Garantia.docx</w:t>
+            </w:r>
+          </w:p>
+        </w:tc>
+        <w:tc>
+          <w:tcPr>
+            <w:tcW w:type="dxa" w:w="5900"/>
+            <w:tcMar>
+              <w:top w:type="dxa" w:w="70"/>
+              <w:left w:type="dxa" w:w="100"/>
+              <w:bottom w:type="dxa" w:w="70"/>
+              <w:right w:type="dxa" w:w="100"/>
+            </w:tcMar>
+          </w:tcPr>
+          <w:p>
+            <w:r>
+              <w:rPr>
+                <w:rFonts w:ascii="IBM Plex Sans" w:cs="IBM Plex Sans" w:eastAsia="IBM Plex Sans" w:hAnsi="IBM Plex Sans"/>
+                <w:sz w:val="17"/>
+                <w:szCs w:val="17"/>
+              </w:rPr>
+              <w:t xml:space="preserve">Modalidad de inversión mixta, plan de aportes por etapa, recuperación y garantía.</w:t>
+            </w:r>
+          </w:p>
+        </w:tc>
+      </w:tr>
+      <w:tr>
+        <w:tc>
+          <w:tcPr>
+            <w:tcW w:type="dxa" w:w="3000"/>
+            <w:tcMar>
+              <w:top w:type="dxa" w:w="70"/>
+              <w:left w:type="dxa" w:w="100"/>
+              <w:bottom w:type="dxa" w:w="70"/>
+              <w:right w:type="dxa" w:w="100"/>
+            </w:tcMar>
+          </w:tcPr>
+          <w:p>
+            <w:r>
+              <w:rPr>
+                <w:rFonts w:ascii="IBM Plex Sans" w:cs="IBM Plex Sans" w:eastAsia="IBM Plex Sans" w:hAnsi="IBM Plex Sans"/>
+                <w:sz w:val="17"/>
+                <w:szCs w:val="17"/>
+              </w:rPr>
               <w:t xml:space="preserve">Parado_Automatico_Ideas.docx</w:t>
             </w:r>
           </w:p>
@@ -4749,7 +5013,7 @@
                 <w:sz w:val="17"/>
                 <w:szCs w:val="17"/>
               </w:rPr>
-              <w:t xml:space="preserve">Versión navegable de la Carpeta del Proyecto.</w:t>
+              <w:t xml:space="preserve">Versión navegable de la Documentación de Proyecto (en su propio repositorio).</w:t>
             </w:r>
           </w:p>
         </w:tc>
@@ -4793,7 +5057,7 @@
                 <w:sz w:val="17"/>
                 <w:szCs w:val="17"/>
               </w:rPr>
-              <w:t xml:space="preserve">Los dos manuales en una página con pestañas.</w:t>
+              <w:t xml:space="preserve">Los dos manuales en una página con pestañas (en su propio repositorio).</w:t>
             </w:r>
           </w:p>
         </w:tc>
@@ -4885,7 +5149,7 @@
           <w:sz w:val="21"/>
           <w:szCs w:val="21"/>
         </w:rPr>
-        <w:t xml:space="preserve">Color principal 1E3A5F, medio 3D6B96, claro 7FA8C9, muy claro DCE7F0, fondo F6F8FA, bordes CDD8E0, texto 1F2937 y secundario 6B7684. Reemplazó a una paleta de tonos vino.</w:t>
+        <w:t xml:space="preserve">Color principal 1E3A5F, medio 3D6B96, claro 7FA8C9, muy claro DCE7F0, fondo F6F8FA, bordes CDD8E0, texto 1F2937 y secundario 5F6976. Reemplazó a una paleta de tonos vino.</w:t>
       </w:r>
     </w:p>
     <w:p>
@@ -5020,7 +5284,7 @@
           <w:sz w:val="21"/>
           <w:szCs w:val="21"/>
         </w:rPr>
-        <w:t xml:space="preserve">Pasar el circuito a placa perforada soldada </w:t>
+        <w:t xml:space="preserve">Pasar el circuito a las plaquetas soldadas (cuatro de placa perforada y la del sensado, impresa) </w:t>
       </w:r>
       <w:r>
         <w:rPr>
@@ -5068,15 +5332,15 @@
           <w:sz w:val="21"/>
           <w:szCs w:val="21"/>
         </w:rPr>
-        <w:t xml:space="preserve">Bloque D, </w:t>
-      </w:r>
-      <w:r>
-        <w:rPr>
-          <w:rFonts w:ascii="IBM Plex Sans" w:cs="IBM Plex Sans" w:eastAsia="IBM Plex Sans" w:hAnsi="IBM Plex Sans"/>
-          <w:sz w:val="21"/>
-          <w:szCs w:val="21"/>
-        </w:rPr>
-        <w:t xml:space="preserve">comprando primero una unidad del relé para probar un canal.</w:t>
+        <w:t xml:space="preserve">Bloque D: </w:t>
+      </w:r>
+      <w:r>
+        <w:rPr>
+          <w:rFonts w:ascii="IBM Plex Sans" w:cs="IBM Plex Sans" w:eastAsia="IBM Plex Sans" w:hAnsi="IBM Plex Sans"/>
+          <w:sz w:val="21"/>
+          <w:szCs w:val="21"/>
+        </w:rPr>
+        <w:t xml:space="preserve">terminar la plaqueta y probar un canal en la máquina antes de conectar los cuatro.</w:t>
       </w:r>
     </w:p>
     <w:p>
@@ -5374,7 +5638,7 @@
           <w:sz w:val="16"/>
           <w:szCs w:val="16"/>
         </w:rPr>
-        <w:t xml:space="preserve">Control de Inserción de Trama · Equipo N.º 5, 7mo Informática · Instituto Leonardo Murialdo · Septiembre 2026</w:t>
+        <w:t xml:space="preserve">Control de Inserción de Trama · Equipo N.º 5, 7mo Informática · Instituto Leonardo Murialdo · Octubre 2026</w:t>
       </w:r>
     </w:p>
     <w:sectPr>

--- a/documentacion_proyecto/Estado_Completo_del_Proyecto.docx
+++ b/documentacion_proyecto/Estado_Completo_del_Proyecto.docx
@@ -2872,7 +2872,7 @@
           <w:sz w:val="20"/>
           <w:szCs w:val="20"/>
         </w:rPr>
-        <w:t>Sobre el encapsulado: el LCA110 existe en dos formatos. Hay que pedir el DIP de seis patas, que es el de inserción y entra en la placa perforada; el SOP-6 es de montaje superficial y requiere soldadura fina. Si no se consigue, son alternativas con el mismo principio (salida MOSFET, sin corriente mínima) el AQY212GH de Panasonic, el G3VM-61A1 de Omron o el TLP3021 de Toshiba, teniendo en cuenta que cada uno tiene su propia disposición de patas.</w:t>
+        <w:t>Sobre el encapsulado: el LCA110 existe en dos formatos. Hay que pedir el DIP de seis patas, que es el de inserción y entra en la placa perforada; el SOP-6 es de montaje superficial y requiere soldadura fina. Si no se consigue, son alternativas con el mismo principio (salida MOSFET, sin corriente mínima) el AQY212GH de Panasonic o el G3VM-61A1 de Omron, teniendo en cuenta que cada uno tiene su propia disposición de patas.</w:t>
       </w:r>
     </w:p>
     <w:p>

--- a/documentacion_proyecto/Estado_Completo_del_Proyecto.docx
+++ b/documentacion_proyecto/Estado_Completo_del_Proyecto.docx
@@ -5398,7 +5398,7 @@
           <w:sz w:val="21"/>
           <w:szCs w:val="21"/>
         </w:rPr>
-        <w:t xml:space="preserve">El telar tiene un contador mecánico que suma de a uno cada cierta cantidad de vueltas, y al llegar a un número hay que parar. Con el sensor del Bloque C y el relé de Pausa ya instalados, esto es una condición en el firmware y un campo en la base de datos. De todas las ideas, es la de mejor relación entre valor y esfuerzo.</w:t>
+        <w:t xml:space="preserve">El telar tiene un contador mecánico que suma de a uno cada cierta cantidad de vueltas, y al llegar a un número hay que parar. Con el sensor del Bloque C y el relé de Pausa ya instalados, esto es una condición en el firmware y un campo en la web: la base de datos ya guarda el objetivo (pasadas_objetivo). De todas las ideas, es la de mejor relación entre valor y esfuerzo.</w:t>
       </w:r>
     </w:p>
     <w:p>

--- a/documentacion_proyecto/Estado_Completo_del_Proyecto.docx
+++ b/documentacion_proyecto/Estado_Completo_del_Proyecto.docx
@@ -553,7 +553,7 @@
                 <w:sz w:val="17"/>
                 <w:szCs w:val="17"/>
               </w:rPr>
-              <w:t xml:space="preserve">Entrega de documentación y landing: 30/09/2026 · Presentación final: 14/11/2026</w:t>
+              <w:t xml:space="preserve">Entrega de documentación y landing: 30/09/2026 · Presentación a los profesores: 04/11/2026 · Presentación final: 14/11/2026</w:t>
             </w:r>
           </w:p>
         </w:tc>
@@ -4529,7 +4529,7 @@
                 <w:sz w:val="17"/>
                 <w:szCs w:val="17"/>
               </w:rPr>
-              <w:t xml:space="preserve">Cronograma con 160 tareas en 8 etapas.</w:t>
+              <w:t xml:space="preserve">Cronograma con 166 tareas en 8 etapas.</w:t>
             </w:r>
           </w:p>
         </w:tc>
@@ -4838,6 +4838,26 @@
                 <w:szCs w:val="17"/>
               </w:rPr>
               <w:t xml:space="preserve">El paso a paso del sensor de pasada y los relés, con sus diagramas.</w:t>
+            </w:r>
+          </w:p>
+          <w:p>
+            <w:r>
+              <w:rPr>
+                <w:rFonts w:ascii="IBM Plex Sans" w:cs="IBM Plex Sans" w:eastAsia="IBM Plex Sans" w:hAnsi="IBM Plex Sans"/>
+                <w:sz w:val="17"/>
+                <w:szCs w:val="17"/>
+              </w:rPr>
+              <w:t xml:space="preserve">Conexiones_de_las_plaquetas.docx</w:t>
+            </w:r>
+          </w:p>
+          <w:p>
+            <w:r>
+              <w:rPr>
+                <w:rFonts w:ascii="IBM Plex Sans" w:cs="IBM Plex Sans" w:eastAsia="IBM Plex Sans" w:hAnsi="IBM Plex Sans"/>
+                <w:sz w:val="17"/>
+                <w:szCs w:val="17"/>
+              </w:rPr>
+              <w:t xml:space="preserve">El resumen de las conexiones de las cinco plaquetas, pata por pata, para quien las arma.</w:t>
             </w:r>
           </w:p>
         </w:tc>

--- a/documentacion_proyecto/Estado_Completo_del_Proyecto.docx
+++ b/documentacion_proyecto/Estado_Completo_del_Proyecto.docx
@@ -3010,6 +3010,19 @@
     </w:p>
     <w:p>
       <w:pPr>
+        <w:spacing w:after="110"/>
+      </w:pPr>
+      <w:r>
+        <w:rPr>
+          <w:rFonts w:ascii="IBM Plex Sans" w:cs="IBM Plex Sans" w:eastAsia="IBM Plex Sans" w:hAnsi="IBM Plex Sans"/>
+          <w:sz w:val="21"/>
+          <w:szCs w:val="21"/>
+        </w:rPr>
+        <w:t xml:space="preserve">Además del diseño y el control del telar, la aplicación tiene dos funciones de supervisión, del 20/10/2026. El modo solo sensado apaga el control del telar desde la página con un interruptor: la página deja de arrancar, pausar y retroceder la máquina (el backend rechaza esas órdenes y el ESP32 no acciona los relés) y sigue mostrando lo que hace, con la botonera y el sensor. La vista para clientes le da a cada tejido una clave, que genera el operario desde la ficha del dibujo: con ella, el cliente entra desde la página y ve solo ese tejido (estado, avance, metros, vista previa de la tela), sin ningún control.</w:t>
+      </w:r>
+    </w:p>
+    <w:p>
+      <w:pPr>
         <w:pStyle w:val="Heading2"/>
         <w:spacing w:after="120" w:before="230"/>
       </w:pPr>
@@ -3035,7 +3048,7 @@
           <w:sz w:val="21"/>
           <w:szCs w:val="21"/>
         </w:rPr>
-        <w:t xml:space="preserve">El esquema se divide en dos bloques. El de negocio guarda los dibujos, los telares y su producción; el de autenticación resuelve el ingreso por huella dactilar sin almacenar la huella en sí, sino la credencial pública que genera el navegador.</w:t>
+        <w:t xml:space="preserve">El esquema se divide en dos bloques. El de negocio guarda los dibujos, los telares, su producción y la clave con la que cada cliente ve su tejido; el de autenticación resuelve el ingreso por huella dactilar sin almacenar la huella en sí, sino la credencial pública que genera el navegador.</w:t>
       </w:r>
     </w:p>
     <w:tbl>
@@ -3192,7 +3205,7 @@
                 <w:sz w:val="17"/>
                 <w:szCs w:val="17"/>
               </w:rPr>
-              <w:t xml:space="preserve">Cada máquina, su estado y el dibujo que tiene asignado</w:t>
+              <w:t xml:space="preserve">Cada máquina, su estado, el dibujo que tiene asignado y si el control desde la página está prendido (solo sensado)</w:t>
             </w:r>
           </w:p>
         </w:tc>
@@ -3281,6 +3294,50 @@
                 <w:szCs w:val="17"/>
               </w:rPr>
               <w:t xml:space="preserve">Los avisos que reporta cada nodo</w:t>
+            </w:r>
+          </w:p>
+        </w:tc>
+      </w:tr>
+      <w:tr>
+        <w:tc>
+          <w:tcPr>
+            <w:tcW w:type="dxa" w:w="2500"/>
+            <w:tcMar>
+              <w:top w:type="dxa" w:w="70"/>
+              <w:left w:type="dxa" w:w="100"/>
+              <w:bottom w:type="dxa" w:w="70"/>
+              <w:right w:type="dxa" w:w="100"/>
+            </w:tcMar>
+          </w:tcPr>
+          <w:p>
+            <w:r>
+              <w:rPr>
+                <w:rFonts w:ascii="IBM Plex Sans" w:cs="IBM Plex Sans" w:eastAsia="IBM Plex Sans" w:hAnsi="IBM Plex Sans"/>
+                <w:sz w:val="17"/>
+                <w:szCs w:val="17"/>
+              </w:rPr>
+              <w:t xml:space="preserve">accesos_cliente</w:t>
+            </w:r>
+          </w:p>
+        </w:tc>
+        <w:tc>
+          <w:tcPr>
+            <w:tcW w:type="dxa" w:w="6400"/>
+            <w:tcMar>
+              <w:top w:type="dxa" w:w="70"/>
+              <w:left w:type="dxa" w:w="100"/>
+              <w:bottom w:type="dxa" w:w="70"/>
+              <w:right w:type="dxa" w:w="100"/>
+            </w:tcMar>
+          </w:tcPr>
+          <w:p>
+            <w:r>
+              <w:rPr>
+                <w:rFonts w:ascii="IBM Plex Sans" w:cs="IBM Plex Sans" w:eastAsia="IBM Plex Sans" w:hAnsi="IBM Plex Sans"/>
+                <w:sz w:val="17"/>
+                <w:szCs w:val="17"/>
+              </w:rPr>
+              <w:t xml:space="preserve">La clave con la que cada cliente ve su tejido (guardada con hash y cifrada) y los metros que encargó</w:t>
             </w:r>
           </w:p>
         </w:tc>
@@ -4617,7 +4674,7 @@
                 <w:sz w:val="17"/>
                 <w:szCs w:val="17"/>
               </w:rPr>
-              <w:t xml:space="preserve">25 verificaciones a realizar antes y durante la instalación.</w:t>
+              <w:t xml:space="preserve">26 verificaciones a realizar antes y durante la instalación.</w:t>
             </w:r>
           </w:p>
         </w:tc>
@@ -5474,7 +5531,7 @@
           <w:sz w:val="21"/>
           <w:szCs w:val="21"/>
         </w:rPr>
-        <w:t>El propio dueño las calificó de secundarias. El acceso multiusuario, en cambio, ya está resuelto: cada persona registra su propia huella, y desde el cuarto usuario el registro requiere un código de invitación que genera cualquier usuario ya registrado.</w:t>
+        <w:t>El propio dueño las calificó de secundarias. El acceso multiusuario, en cambio, ya está resuelto: cada persona registra su propia huella, y desde el cuarto usuario el registro requiere un código de invitación que genera cualquier usuario ya registrado. También está hecha una forma de acceso de afuera, acotada: la vista de solo lectura para los clientes, cada uno con la clave de su tejido.</w:t>
       </w:r>
     </w:p>
     <w:p>

--- a/documentacion_proyecto/Estado_Completo_del_Proyecto.docx
+++ b/documentacion_proyecto/Estado_Completo_del_Proyecto.docx
@@ -1420,7 +1420,7 @@
                 <w:sz w:val="17"/>
                 <w:szCs w:val="17"/>
               </w:rPr>
-              <w:t>Soporte montado sobre el eje del telar el 10/09/2026; cada vuelta del eje es una pasada. Probado en protoboard con el ESP32 el 10/10/2026: funcionó. Falta pasarlo a la plaqueta, conectarlo al Nivel 2 en la máquina y validar el conteo.</w:t>
+              <w:t>Soporte montado sobre el eje del telar el 10/09/2026; cada vuelta del eje es una pasada. Probado en protoboard con el ESP32 el 10/10/2026: funcionó. El 17/10/2026 se conectó y se calibró en el telar, todavía en protoboard, y cuenta las pasadas. Falta pasarlo a la plaqueta y validar el conteo durante una jornada.</w:t>
             </w:r>
           </w:p>
         </w:tc>
@@ -1485,7 +1485,7 @@
                 <w:sz w:val="17"/>
                 <w:szCs w:val="17"/>
               </w:rPr>
-              <w:t xml:space="preserve">Diseñado, con los relés elegidos (LCA110) y la conexión final definida: el relé en el lugar del lector, con una resistencia de protección. El relé se probó en protoboard con el ESP32 el 10/10/2026 y funcionó. Falta medir la alimentación y la señal del lector, terminar la plaqueta y conectarlos.</w:t>
+              <w:t xml:space="preserve">Diseñado, con los relés elegidos (LCA110) y la conexión final definida: el relé en el lugar del lector, con una resistencia de protección. El relé se probó en protoboard con el ESP32 el 10/10/2026 y funcionó, y el 17/10/2026 en el telar: la alimentación del lector dio entre 15 y 30 V (va la resistencia de protección de 470 Ω 3 W) y el primer canal seleccionó bien. Faltan la plaqueta y los otros tres canales.</w:t>
             </w:r>
           </w:p>
         </w:tc>
@@ -1690,7 +1690,7 @@
           <w:sz w:val="21"/>
           <w:szCs w:val="21"/>
         </w:rPr>
-        <w:t xml:space="preserve">sobre protoboard para las pruebas. El 10/10/2026 se probó todo en protoboard y funcionó, y se está haciendo la plaqueta para probarlo de manera correcta: la instalación definitiva va sobre cinco plaquetas con las conexiones soldadas (cuatro de placa perforada y la del sensado de la botonera, impresa) y tiras de pines para enchufar módulos y cables, porque los contactos a presión de una protoboard se aflojan con la vibración de la máquina.</w:t>
+        <w:t xml:space="preserve">sobre protoboard para las pruebas. El 10/10/2026 se probó todo en protoboard y funcionó, el 17/10/2026 se probaron en el telar el sensor de pasada y el primer canal del Nivel 2, todavía en protoboard, y se están haciendo las plaquetas para instalarlo de manera correcta: la instalación definitiva va sobre cinco plaquetas con las conexiones soldadas (cuatro de placa perforada y la del sensado de la botonera, impresa) y tiras de pines para enchufar módulos y cables, porque los contactos a presión de una protoboard se aflojan con la vibración de la máquina.</w:t>
       </w:r>
     </w:p>
     <w:p>
@@ -2400,7 +2400,7 @@
           <w:sz w:val="21"/>
           <w:szCs w:val="21"/>
         </w:rPr>
-        <w:t>El soporte quedó montado el 10/09/2026 sobre un eje que da exactamente una vuelta por pasada. El 10/10/2026 se probó en protoboard con el ESP32 y funcionó. Lo que falta: pasarlo a la plaqueta, conectarlo al Nivel 2 en la máquina y validar el conteo contra el contador mecánico del telar durante una jornada.</w:t>
+        <w:t>El soporte quedó montado el 10/09/2026 sobre un eje que da exactamente una vuelta por pasada. El 10/10/2026 se probó en protoboard con el ESP32 y funcionó, y el 17/10/2026 se conectó y se calibró en el telar: cuenta las pasadas. Lo que falta: pasarlo a la plaqueta y validar el conteo contra el contador mecánico del telar durante una jornada.</w:t>
       </w:r>
     </w:p>
     <w:p>
@@ -2909,15 +2909,15 @@
           <w:sz w:val="21"/>
           <w:szCs w:val="21"/>
         </w:rPr>
-        <w:t xml:space="preserve">Tensión de alimentación del lector y corriente con la resistencia de protección en el lugar del relé (se esperan menos de 20 mA). </w:t>
-      </w:r>
-      <w:r>
-        <w:rPr>
-          <w:rFonts w:ascii="IBM Plex Sans" w:cs="IBM Plex Sans" w:eastAsia="IBM Plex Sans" w:hAnsi="IBM Plex Sans"/>
-          <w:sz w:val="21"/>
-          <w:szCs w:val="21"/>
-        </w:rPr>
-        <w:t xml:space="preserve">La tensión define la resistencia de protección (220 Ω 2 W hasta 15 V, 470 Ω 3 W de 15 a 30 V) y la corriente confirma el LCA110.</w:t>
+        <w:t xml:space="preserve">Corriente con la resistencia de protección en el lugar del relé (se esperan menos de 20 mA). </w:t>
+      </w:r>
+      <w:r>
+        <w:rPr>
+          <w:rFonts w:ascii="IBM Plex Sans" w:cs="IBM Plex Sans" w:eastAsia="IBM Plex Sans" w:hAnsi="IBM Plex Sans"/>
+          <w:sz w:val="21"/>
+          <w:szCs w:val="21"/>
+        </w:rPr>
+        <w:t xml:space="preserve">Confirma el LCA110. La tensión de alimentación del lector ya se midió el 17/10/2026: entre 15 y 30 V, así que la resistencia de protección es la de 470 Ω 3 W (con hasta 15 V habría sido la de 220 Ω 2 W).</w:t>
       </w:r>
     </w:p>
     <w:p>
@@ -2937,15 +2937,15 @@
           <w:sz w:val="21"/>
           <w:szCs w:val="21"/>
         </w:rPr>
-        <w:t xml:space="preserve">Qué hace la señal del lector con agujero. </w:t>
-      </w:r>
-      <w:r>
-        <w:rPr>
-          <w:rFonts w:ascii="IBM Plex Sans" w:cs="IBM Plex Sans" w:eastAsia="IBM Plex Sans" w:hAnsi="IBM Plex Sans"/>
-          <w:sz w:val="21"/>
-          <w:szCs w:val="21"/>
-        </w:rPr>
-        <w:t xml:space="preserve">Con agujero +V confirma la conexión final; con 0 V sería la variante 2B.</w:t>
+        <w:t xml:space="preserve">Qué hace la señal de cada lector con agujero. </w:t>
+      </w:r>
+      <w:r>
+        <w:rPr>
+          <w:rFonts w:ascii="IBM Plex Sans" w:cs="IBM Plex Sans" w:eastAsia="IBM Plex Sans" w:hAnsi="IBM Plex Sans"/>
+          <w:sz w:val="21"/>
+          <w:szCs w:val="21"/>
+        </w:rPr>
+        <w:t xml:space="preserve">Con agujero +V confirma la conexión final; con 0 V sería la variante 2B. El primer canal, con la conexión final, seleccionó bien el 17/10/2026.</w:t>
       </w:r>
     </w:p>
     <w:p>
@@ -2958,7 +2958,7 @@
           <w:sz w:val="21"/>
           <w:szCs w:val="21"/>
         </w:rPr>
-        <w:t xml:space="preserve">Recomendación: armar un canal completo, probarlo en la máquina y recién entonces conectar los tres restantes.</w:t>
+        <w:t xml:space="preserve">Recomendación: como el primer canal ya se probó en la máquina, conectar los tres restantes de a uno, ya con la plaqueta, y probar cada uno antes de pasar al siguiente.</w:t>
       </w:r>
     </w:p>
     <w:p>
@@ -4586,7 +4586,7 @@
                 <w:sz w:val="17"/>
                 <w:szCs w:val="17"/>
               </w:rPr>
-              <w:t xml:space="preserve">Cronograma con 166 tareas en 8 etapas.</w:t>
+              <w:t xml:space="preserve">Cronograma con 169 tareas en 8 etapas.</w:t>
             </w:r>
           </w:p>
         </w:tc>
@@ -5321,7 +5321,7 @@
           <w:sz w:val="21"/>
           <w:szCs w:val="21"/>
         </w:rPr>
-        <w:t xml:space="preserve">Medir en la máquina la alimentación del lector, qué hace su señal con agujero y la corriente con la resistencia de protección en el lugar del relé.</w:t>
+        <w:t xml:space="preserve">Hecho el 17/10/2026, en protoboard: la alimentación del lector se midió (entre 15 y 30 V: va la resistencia de protección de 470 Ω 3 W), el sensor de pasada quedó conectado y calibrado, y el primer canal del Nivel 2 seleccionó bien. Falta anotar la corriente con la resistencia de protección.</w:t>
       </w:r>
     </w:p>
     <w:p>
@@ -5389,7 +5389,7 @@
           <w:sz w:val="21"/>
           <w:szCs w:val="21"/>
         </w:rPr>
-        <w:t>Bloque C: conectar el sensor, ya montado, y validar el conteo durante una jornada.</w:t>
+        <w:t>Bloque C: pasar el sensor, ya conectado y calibrado, a la plaqueta y validar el conteo durante una jornada.</w:t>
       </w:r>
     </w:p>
     <w:p>
@@ -5417,7 +5417,7 @@
           <w:sz w:val="21"/>
           <w:szCs w:val="21"/>
         </w:rPr>
-        <w:t xml:space="preserve">terminar la plaqueta y probar un canal en la máquina antes de conectar los cuatro.</w:t>
+        <w:t xml:space="preserve">terminar la plaqueta y conectar los otros tres canales (el primero ya se probó en la máquina).</w:t>
       </w:r>
     </w:p>
     <w:p>

--- a/documentacion_proyecto/Estado_Completo_del_Proyecto.docx
+++ b/documentacion_proyecto/Estado_Completo_del_Proyecto.docx
@@ -5321,7 +5321,15 @@
           <w:sz w:val="21"/>
           <w:szCs w:val="21"/>
         </w:rPr>
-        <w:t xml:space="preserve">Hecho el 17/10/2026, en protoboard: la alimentación del lector se midió (entre 15 y 30 V: va la resistencia de protección de 470 Ω 3 W), el sensor de pasada quedó conectado y calibrado, y el primer canal del Nivel 2 seleccionó bien. Falta anotar la corriente con la resistencia de protección.</w:t>
+        <w:t xml:space="preserve">Hecho el 17/10/2026, en protoboard: </w:t>
+      </w:r>
+      <w:r>
+        <w:rPr>
+          <w:rFonts w:ascii="IBM Plex Sans" w:cs="IBM Plex Sans" w:eastAsia="IBM Plex Sans" w:hAnsi="IBM Plex Sans"/>
+          <w:sz w:val="21"/>
+          <w:szCs w:val="21"/>
+        </w:rPr>
+        <w:t xml:space="preserve">la alimentación del lector se midió (entre 15 y 30 V: va la resistencia de protección de 470 Ω 3 W), el sensor de pasada quedó conectado y calibrado, y el primer canal del Nivel 2 seleccionó bien. Falta anotar la corriente con la resistencia de protección.</w:t>
       </w:r>
     </w:p>
     <w:p>
@@ -5341,7 +5349,15 @@
           <w:sz w:val="21"/>
           <w:szCs w:val="21"/>
         </w:rPr>
-        <w:t>Hecho el 19/09/2026: el Bloque A quedó instalado y probado en el telar.</w:t>
+        <w:t xml:space="preserve">Hecho el 19/09/2026: </w:t>
+      </w:r>
+      <w:r>
+        <w:rPr>
+          <w:rFonts w:ascii="IBM Plex Sans" w:cs="IBM Plex Sans" w:eastAsia="IBM Plex Sans" w:hAnsi="IBM Plex Sans"/>
+          <w:sz w:val="21"/>
+          <w:szCs w:val="21"/>
+        </w:rPr>
+        <w:t xml:space="preserve">el Bloque A quedó instalado y probado en el telar.</w:t>
       </w:r>
     </w:p>
     <w:p>
@@ -5389,7 +5405,15 @@
           <w:sz w:val="21"/>
           <w:szCs w:val="21"/>
         </w:rPr>
-        <w:t>Bloque C: pasar el sensor, ya conectado y calibrado, a la plaqueta y validar el conteo durante una jornada.</w:t>
+        <w:t xml:space="preserve">Bloque C: </w:t>
+      </w:r>
+      <w:r>
+        <w:rPr>
+          <w:rFonts w:ascii="IBM Plex Sans" w:cs="IBM Plex Sans" w:eastAsia="IBM Plex Sans" w:hAnsi="IBM Plex Sans"/>
+          <w:sz w:val="21"/>
+          <w:szCs w:val="21"/>
+        </w:rPr>
+        <w:t xml:space="preserve">pasar el sensor, ya conectado y calibrado, a la plaqueta y validar el conteo durante una jornada.</w:t>
       </w:r>
     </w:p>
     <w:p>

--- a/documentacion_proyecto/Estado_Completo_del_Proyecto.docx
+++ b/documentacion_proyecto/Estado_Completo_del_Proyecto.docx
@@ -19,6 +19,7 @@
     </w:p>
     <w:p>
       <w:pPr>
+        <w:keepNext/>
         <w:spacing w:after="40"/>
         <w:jc w:val="center"/>
       </w:pPr>
@@ -77,6 +78,7 @@
     <w:p>
       <w:pPr>
         <w:pStyle w:val="Heading1"/>
+        <w:keepNext/>
         <w:spacing w:after="120" w:before="330"/>
       </w:pPr>
       <w:r>
@@ -109,6 +111,7 @@
       </w:tblGrid>
       <w:tr>
         <w:trPr>
+          <w:cantSplit/>
           <w:tblHeader/>
         </w:trPr>
         <w:tc>
@@ -163,6 +166,9 @@
         </w:tc>
       </w:tr>
       <w:tr>
+        <w:trPr>
+          <w:cantSplit/>
+        </w:trPr>
         <w:tc>
           <w:tcPr>
             <w:tcW w:type="dxa" w:w="1900"/>
@@ -207,6 +213,9 @@
         </w:tc>
       </w:tr>
       <w:tr>
+        <w:trPr>
+          <w:cantSplit/>
+        </w:trPr>
         <w:tc>
           <w:tcPr>
             <w:tcW w:type="dxa" w:w="1900"/>
@@ -251,6 +260,9 @@
         </w:tc>
       </w:tr>
       <w:tr>
+        <w:trPr>
+          <w:cantSplit/>
+        </w:trPr>
         <w:tc>
           <w:tcPr>
             <w:tcW w:type="dxa" w:w="1900"/>
@@ -295,6 +307,9 @@
         </w:tc>
       </w:tr>
       <w:tr>
+        <w:trPr>
+          <w:cantSplit/>
+        </w:trPr>
         <w:tc>
           <w:tcPr>
             <w:tcW w:type="dxa" w:w="1900"/>
@@ -339,6 +354,9 @@
         </w:tc>
       </w:tr>
       <w:tr>
+        <w:trPr>
+          <w:cantSplit/>
+        </w:trPr>
         <w:tc>
           <w:tcPr>
             <w:tcW w:type="dxa" w:w="1900"/>
@@ -383,6 +401,9 @@
         </w:tc>
       </w:tr>
       <w:tr>
+        <w:trPr>
+          <w:cantSplit/>
+        </w:trPr>
         <w:tc>
           <w:tcPr>
             <w:tcW w:type="dxa" w:w="1900"/>
@@ -427,6 +448,9 @@
         </w:tc>
       </w:tr>
       <w:tr>
+        <w:trPr>
+          <w:cantSplit/>
+        </w:trPr>
         <w:tc>
           <w:tcPr>
             <w:tcW w:type="dxa" w:w="1900"/>
@@ -471,6 +495,9 @@
         </w:tc>
       </w:tr>
       <w:tr>
+        <w:trPr>
+          <w:cantSplit/>
+        </w:trPr>
         <w:tc>
           <w:tcPr>
             <w:tcW w:type="dxa" w:w="1900"/>
@@ -515,6 +542,9 @@
         </w:tc>
       </w:tr>
       <w:tr>
+        <w:trPr>
+          <w:cantSplit/>
+        </w:trPr>
         <w:tc>
           <w:tcPr>
             <w:tcW w:type="dxa" w:w="1900"/>
@@ -562,6 +592,7 @@
     <w:p>
       <w:pPr>
         <w:pStyle w:val="Heading2"/>
+        <w:keepNext/>
         <w:spacing w:after="120" w:before="230"/>
       </w:pPr>
       <w:r>
@@ -691,6 +722,7 @@
     <w:p>
       <w:pPr>
         <w:pStyle w:val="Heading1"/>
+        <w:keepNext/>
         <w:spacing w:after="120" w:before="330"/>
       </w:pPr>
       <w:r>
@@ -761,6 +793,7 @@
     <w:p>
       <w:pPr>
         <w:pStyle w:val="Heading1"/>
+        <w:keepNext/>
         <w:spacing w:after="120" w:before="330"/>
       </w:pPr>
       <w:r>
@@ -806,6 +839,7 @@
       </w:tblGrid>
       <w:tr>
         <w:trPr>
+          <w:cantSplit/>
           <w:tblHeader/>
         </w:trPr>
         <w:tc>
@@ -860,6 +894,9 @@
         </w:tc>
       </w:tr>
       <w:tr>
+        <w:trPr>
+          <w:cantSplit/>
+        </w:trPr>
         <w:tc>
           <w:tcPr>
             <w:tcW w:type="dxa" w:w="2100"/>
@@ -904,6 +941,9 @@
         </w:tc>
       </w:tr>
       <w:tr>
+        <w:trPr>
+          <w:cantSplit/>
+        </w:trPr>
         <w:tc>
           <w:tcPr>
             <w:tcW w:type="dxa" w:w="2100"/>
@@ -948,6 +988,9 @@
         </w:tc>
       </w:tr>
       <w:tr>
+        <w:trPr>
+          <w:cantSplit/>
+        </w:trPr>
         <w:tc>
           <w:tcPr>
             <w:tcW w:type="dxa" w:w="2100"/>
@@ -992,6 +1035,9 @@
         </w:tc>
       </w:tr>
       <w:tr>
+        <w:trPr>
+          <w:cantSplit/>
+        </w:trPr>
         <w:tc>
           <w:tcPr>
             <w:tcW w:type="dxa" w:w="2100"/>
@@ -1036,6 +1082,9 @@
         </w:tc>
       </w:tr>
       <w:tr>
+        <w:trPr>
+          <w:cantSplit/>
+        </w:trPr>
         <w:tc>
           <w:tcPr>
             <w:tcW w:type="dxa" w:w="2100"/>
@@ -1080,6 +1129,9 @@
         </w:tc>
       </w:tr>
       <w:tr>
+        <w:trPr>
+          <w:cantSplit/>
+        </w:trPr>
         <w:tc>
           <w:tcPr>
             <w:tcW w:type="dxa" w:w="2100"/>
@@ -1124,6 +1176,9 @@
         </w:tc>
       </w:tr>
       <w:tr>
+        <w:trPr>
+          <w:cantSplit/>
+        </w:trPr>
         <w:tc>
           <w:tcPr>
             <w:tcW w:type="dxa" w:w="2100"/>
@@ -1171,6 +1226,7 @@
     <w:p>
       <w:pPr>
         <w:pStyle w:val="Heading1"/>
+        <w:keepNext/>
         <w:spacing w:after="120" w:before="330"/>
       </w:pPr>
       <w:r>
@@ -1211,17 +1267,18 @@
         </w:tblBorders>
       </w:tblPr>
       <w:tblGrid>
-        <w:gridCol w:w="1500"/>
-        <w:gridCol w:w="4200"/>
-        <w:gridCol w:w="3200"/>
+        <w:gridCol w:w="1113"/>
+        <w:gridCol w:w="2577"/>
+        <w:gridCol w:w="5210"/>
       </w:tblGrid>
       <w:tr>
         <w:trPr>
+          <w:cantSplit/>
           <w:tblHeader/>
         </w:trPr>
         <w:tc>
           <w:tcPr>
-            <w:tcW w:type="dxa" w:w="1500"/>
+            <w:tcW w:type="dxa" w:w="1113"/>
             <w:shd w:fill="1E3A5F" w:val="clear"/>
             <w:tcMar>
               <w:top w:type="dxa" w:w="70"/>
@@ -1246,7 +1303,7 @@
         </w:tc>
         <w:tc>
           <w:tcPr>
-            <w:tcW w:type="dxa" w:w="4200"/>
+            <w:tcW w:type="dxa" w:w="2577"/>
             <w:shd w:fill="1E3A5F" w:val="clear"/>
             <w:tcMar>
               <w:top w:type="dxa" w:w="70"/>
@@ -1271,7 +1328,7 @@
         </w:tc>
         <w:tc>
           <w:tcPr>
-            <w:tcW w:type="dxa" w:w="3200"/>
+            <w:tcW w:type="dxa" w:w="5210"/>
             <w:shd w:fill="1E3A5F" w:val="clear"/>
             <w:tcMar>
               <w:top w:type="dxa" w:w="70"/>
@@ -1296,9 +1353,12 @@
         </w:tc>
       </w:tr>
       <w:tr>
-        <w:tc>
-          <w:tcPr>
-            <w:tcW w:type="dxa" w:w="1500"/>
+        <w:trPr>
+          <w:cantSplit/>
+        </w:trPr>
+        <w:tc>
+          <w:tcPr>
+            <w:tcW w:type="dxa" w:w="1113"/>
             <w:tcMar>
               <w:top w:type="dxa" w:w="70"/>
               <w:left w:type="dxa" w:w="100"/>
@@ -1319,7 +1379,7 @@
         </w:tc>
         <w:tc>
           <w:tcPr>
-            <w:tcW w:type="dxa" w:w="4200"/>
+            <w:tcW w:type="dxa" w:w="2577"/>
             <w:tcMar>
               <w:top w:type="dxa" w:w="70"/>
               <w:left w:type="dxa" w:w="100"/>
@@ -1340,7 +1400,7 @@
         </w:tc>
         <w:tc>
           <w:tcPr>
-            <w:tcW w:type="dxa" w:w="3200"/>
+            <w:tcW w:type="dxa" w:w="5210"/>
             <w:tcMar>
               <w:top w:type="dxa" w:w="70"/>
               <w:left w:type="dxa" w:w="100"/>
@@ -1361,9 +1421,12 @@
         </w:tc>
       </w:tr>
       <w:tr>
-        <w:tc>
-          <w:tcPr>
-            <w:tcW w:type="dxa" w:w="1500"/>
+        <w:trPr>
+          <w:cantSplit/>
+        </w:trPr>
+        <w:tc>
+          <w:tcPr>
+            <w:tcW w:type="dxa" w:w="1113"/>
             <w:tcMar>
               <w:top w:type="dxa" w:w="70"/>
               <w:left w:type="dxa" w:w="100"/>
@@ -1384,7 +1447,7 @@
         </w:tc>
         <w:tc>
           <w:tcPr>
-            <w:tcW w:type="dxa" w:w="4200"/>
+            <w:tcW w:type="dxa" w:w="2577"/>
             <w:tcMar>
               <w:top w:type="dxa" w:w="70"/>
               <w:left w:type="dxa" w:w="100"/>
@@ -1405,7 +1468,7 @@
         </w:tc>
         <w:tc>
           <w:tcPr>
-            <w:tcW w:type="dxa" w:w="3200"/>
+            <w:tcW w:type="dxa" w:w="5210"/>
             <w:tcMar>
               <w:top w:type="dxa" w:w="70"/>
               <w:left w:type="dxa" w:w="100"/>
@@ -1426,9 +1489,12 @@
         </w:tc>
       </w:tr>
       <w:tr>
-        <w:tc>
-          <w:tcPr>
-            <w:tcW w:type="dxa" w:w="1500"/>
+        <w:trPr>
+          <w:cantSplit/>
+        </w:trPr>
+        <w:tc>
+          <w:tcPr>
+            <w:tcW w:type="dxa" w:w="1113"/>
             <w:tcMar>
               <w:top w:type="dxa" w:w="70"/>
               <w:left w:type="dxa" w:w="100"/>
@@ -1449,7 +1515,7 @@
         </w:tc>
         <w:tc>
           <w:tcPr>
-            <w:tcW w:type="dxa" w:w="4200"/>
+            <w:tcW w:type="dxa" w:w="2577"/>
             <w:tcMar>
               <w:top w:type="dxa" w:w="70"/>
               <w:left w:type="dxa" w:w="100"/>
@@ -1470,7 +1536,7 @@
         </w:tc>
         <w:tc>
           <w:tcPr>
-            <w:tcW w:type="dxa" w:w="3200"/>
+            <w:tcW w:type="dxa" w:w="5210"/>
             <w:tcMar>
               <w:top w:type="dxa" w:w="70"/>
               <w:left w:type="dxa" w:w="100"/>
@@ -1494,6 +1560,7 @@
     <w:p>
       <w:pPr>
         <w:pStyle w:val="Heading1"/>
+        <w:keepNext/>
         <w:spacing w:after="120" w:before="330"/>
       </w:pPr>
       <w:r>
@@ -1511,6 +1578,7 @@
     <w:p>
       <w:pPr>
         <w:pStyle w:val="Heading2"/>
+        <w:keepNext/>
         <w:spacing w:after="120" w:before="230"/>
       </w:pPr>
       <w:r>
@@ -1696,6 +1764,7 @@
     <w:p>
       <w:pPr>
         <w:pStyle w:val="Heading2"/>
+        <w:keepNext/>
         <w:spacing w:after="120" w:before="230"/>
       </w:pPr>
       <w:r>
@@ -1729,6 +1798,7 @@
       </w:tblGrid>
       <w:tr>
         <w:trPr>
+          <w:cantSplit/>
           <w:tblHeader/>
         </w:trPr>
         <w:tc>
@@ -1808,6 +1878,9 @@
         </w:tc>
       </w:tr>
       <w:tr>
+        <w:trPr>
+          <w:cantSplit/>
+        </w:trPr>
         <w:tc>
           <w:tcPr>
             <w:tcW w:type="dxa" w:w="2300"/>
@@ -1873,6 +1946,9 @@
         </w:tc>
       </w:tr>
       <w:tr>
+        <w:trPr>
+          <w:cantSplit/>
+        </w:trPr>
         <w:tc>
           <w:tcPr>
             <w:tcW w:type="dxa" w:w="2300"/>
@@ -1938,6 +2014,9 @@
         </w:tc>
       </w:tr>
       <w:tr>
+        <w:trPr>
+          <w:cantSplit/>
+        </w:trPr>
         <w:tc>
           <w:tcPr>
             <w:tcW w:type="dxa" w:w="2300"/>
@@ -2003,6 +2082,9 @@
         </w:tc>
       </w:tr>
       <w:tr>
+        <w:trPr>
+          <w:cantSplit/>
+        </w:trPr>
         <w:tc>
           <w:tcPr>
             <w:tcW w:type="dxa" w:w="2300"/>
@@ -2068,6 +2150,9 @@
         </w:tc>
       </w:tr>
       <w:tr>
+        <w:trPr>
+          <w:cantSplit/>
+        </w:trPr>
         <w:tc>
           <w:tcPr>
             <w:tcW w:type="dxa" w:w="2300"/>
@@ -2149,6 +2234,7 @@
     <w:p>
       <w:pPr>
         <w:pStyle w:val="Heading2"/>
+        <w:keepNext/>
         <w:spacing w:after="120" w:before="230"/>
       </w:pPr>
       <w:r>
@@ -2263,6 +2349,7 @@
     <w:p>
       <w:pPr>
         <w:pStyle w:val="Heading1"/>
+        <w:keepNext/>
         <w:spacing w:after="120" w:before="330"/>
       </w:pPr>
       <w:r>
@@ -2363,7 +2450,15 @@
           <w:sz w:val="21"/>
           <w:szCs w:val="21"/>
         </w:rPr>
-        <w:t xml:space="preserve">Adaptación de la señal: positivo de la alimentación del telar a través de una resistencia (1,2 kΩ con 12 a 14 V) al pin 1 del optoacoplador, cable negro del sensor al pin 2, pin 4 al microcontrolador (GPIO 35) con resistencia de 10 kΩ a 3,3 V, pin 3 al negativo del sistema.</w:t>
+        <w:t xml:space="preserve">Adaptación de la señal:</w:t>
+      </w:r>
+      <w:r>
+        <w:rPr>
+          <w:rFonts w:ascii="IBM Plex Sans" w:cs="IBM Plex Sans" w:eastAsia="IBM Plex Sans" w:hAnsi="IBM Plex Sans"/>
+          <w:sz w:val="21"/>
+          <w:szCs w:val="21"/>
+        </w:rPr>
+        <w:t xml:space="preserve"> positivo de la alimentación del telar a través de una resistencia (1,2 kΩ con 12 a 14 V) al pin 1 del optoacoplador, cable negro del sensor al pin 2, pin 4 al microcontrolador (GPIO 35) con resistencia de 10 kΩ a 3,3 V, pin 3 al negativo del sistema.</w:t>
       </w:r>
     </w:p>
     <w:p>
@@ -2385,7 +2480,15 @@
           <w:sz w:val="20"/>
           <w:szCs w:val="20"/>
         </w:rPr>
-        <w:t xml:space="preserve">Un detalle de conexión que suele pasarse por alto: el negativo del sensor (azul) queda en el telar y nunca se une al negativo del microcontrolador. Si se unen, se pierde el aislamiento entre el telar y el circuito, que es justamente lo que protege al equipo.</w:t>
+        <w:t xml:space="preserve">Un detalle de conexión que suele pasarse por alto:</w:t>
+      </w:r>
+      <w:r>
+        <w:rPr>
+          <w:rFonts w:ascii="IBM Plex Sans" w:cs="IBM Plex Sans" w:eastAsia="IBM Plex Sans" w:hAnsi="IBM Plex Sans"/>
+          <w:sz w:val="20"/>
+          <w:szCs w:val="20"/>
+        </w:rPr>
+        <w:t xml:space="preserve"> el negativo del sensor (azul) queda en el telar y nunca se une al negativo del microcontrolador. Si se unen, se pierde el aislamiento entre el telar y el circuito, que es justamente lo que protege al equipo.</w:t>
       </w:r>
     </w:p>
     <w:p>
@@ -2436,6 +2539,7 @@
     <w:p>
       <w:pPr>
         <w:pStyle w:val="Heading1"/>
+        <w:keepNext/>
         <w:spacing w:after="120" w:before="330"/>
       </w:pPr>
       <w:r>
@@ -2453,6 +2557,7 @@
     <w:p>
       <w:pPr>
         <w:pStyle w:val="Heading2"/>
+        <w:keepNext/>
         <w:spacing w:after="120" w:before="230"/>
       </w:pPr>
       <w:r>
@@ -2496,6 +2601,7 @@
     <w:p>
       <w:pPr>
         <w:pStyle w:val="Heading2"/>
+        <w:keepNext/>
         <w:spacing w:after="120" w:before="230"/>
       </w:pPr>
       <w:r>
@@ -2527,6 +2633,7 @@
     </w:p>
     <w:p>
       <w:pPr>
+        <w:keepNext/>
         <w:spacing w:after="110"/>
       </w:pPr>
       <w:r>
@@ -2556,6 +2663,7 @@
       </w:tblGrid>
       <w:tr>
         <w:trPr>
+          <w:cantSplit/>
           <w:tblHeader/>
         </w:trPr>
         <w:tc>
@@ -2610,6 +2718,9 @@
         </w:tc>
       </w:tr>
       <w:tr>
+        <w:trPr>
+          <w:cantSplit/>
+        </w:trPr>
         <w:tc>
           <w:tcPr>
             <w:tcW w:type="dxa" w:w="2600"/>
@@ -2654,6 +2765,9 @@
         </w:tc>
       </w:tr>
       <w:tr>
+        <w:trPr>
+          <w:cantSplit/>
+        </w:trPr>
         <w:tc>
           <w:tcPr>
             <w:tcW w:type="dxa" w:w="2600"/>
@@ -2698,6 +2812,9 @@
         </w:tc>
       </w:tr>
       <w:tr>
+        <w:trPr>
+          <w:cantSplit/>
+        </w:trPr>
         <w:tc>
           <w:tcPr>
             <w:tcW w:type="dxa" w:w="2600"/>
@@ -2742,6 +2859,9 @@
         </w:tc>
       </w:tr>
       <w:tr>
+        <w:trPr>
+          <w:cantSplit/>
+        </w:trPr>
         <w:tc>
           <w:tcPr>
             <w:tcW w:type="dxa" w:w="2600"/>
@@ -2786,6 +2906,9 @@
         </w:tc>
       </w:tr>
       <w:tr>
+        <w:trPr>
+          <w:cantSplit/>
+        </w:trPr>
         <w:tc>
           <w:tcPr>
             <w:tcW w:type="dxa" w:w="2600"/>
@@ -2872,12 +2995,21 @@
           <w:sz w:val="20"/>
           <w:szCs w:val="20"/>
         </w:rPr>
-        <w:t>Sobre el encapsulado: el LCA110 existe en dos formatos. Hay que pedir el DIP de seis patas, que es el de inserción y entra en la placa perforada; el SOP-6 es de montaje superficial y requiere soldadura fina. Si no se consigue, son alternativas con el mismo principio (salida MOSFET, sin corriente mínima) el AQY212GH de Panasonic o el G3VM-61A1 de Omron, teniendo en cuenta que cada uno tiene su propia disposición de patas.</w:t>
+        <w:t xml:space="preserve">Sobre el encapsulado:</w:t>
+      </w:r>
+      <w:r>
+        <w:rPr>
+          <w:rFonts w:ascii="IBM Plex Sans" w:cs="IBM Plex Sans" w:eastAsia="IBM Plex Sans" w:hAnsi="IBM Plex Sans"/>
+          <w:sz w:val="20"/>
+          <w:szCs w:val="20"/>
+        </w:rPr>
+        <w:t xml:space="preserve"> el LCA110 existe en dos formatos. Hay que pedir el DIP de seis patas, que es el de inserción y entra en la placa perforada; el SOP-6 es de montaje superficial y requiere soldadura fina. Si no se consigue, son alternativas con el mismo principio (salida MOSFET, sin corriente mínima) el AQY212GH de Panasonic o el G3VM-61A1 de Omron, teniendo en cuenta que cada uno tiene su propia disposición de patas.</w:t>
       </w:r>
     </w:p>
     <w:p>
       <w:pPr>
         <w:pStyle w:val="Heading2"/>
+        <w:keepNext/>
         <w:spacing w:after="120" w:before="230"/>
       </w:pPr>
       <w:r>
@@ -2964,6 +3096,7 @@
     <w:p>
       <w:pPr>
         <w:pStyle w:val="Heading1"/>
+        <w:keepNext/>
         <w:spacing w:after="120" w:before="330"/>
       </w:pPr>
       <w:r>
@@ -2981,6 +3114,7 @@
     <w:p>
       <w:pPr>
         <w:pStyle w:val="Heading2"/>
+        <w:keepNext/>
         <w:spacing w:after="120" w:before="230"/>
       </w:pPr>
       <w:r>
@@ -3024,6 +3158,7 @@
     <w:p>
       <w:pPr>
         <w:pStyle w:val="Heading2"/>
+        <w:keepNext/>
         <w:spacing w:after="120" w:before="230"/>
       </w:pPr>
       <w:r>
@@ -3069,6 +3204,7 @@
       </w:tblGrid>
       <w:tr>
         <w:trPr>
+          <w:cantSplit/>
           <w:tblHeader/>
         </w:trPr>
         <w:tc>
@@ -3123,6 +3259,9 @@
         </w:tc>
       </w:tr>
       <w:tr>
+        <w:trPr>
+          <w:cantSplit/>
+        </w:trPr>
         <w:tc>
           <w:tcPr>
             <w:tcW w:type="dxa" w:w="2500"/>
@@ -3167,6 +3306,9 @@
         </w:tc>
       </w:tr>
       <w:tr>
+        <w:trPr>
+          <w:cantSplit/>
+        </w:trPr>
         <w:tc>
           <w:tcPr>
             <w:tcW w:type="dxa" w:w="2500"/>
@@ -3211,6 +3353,9 @@
         </w:tc>
       </w:tr>
       <w:tr>
+        <w:trPr>
+          <w:cantSplit/>
+        </w:trPr>
         <w:tc>
           <w:tcPr>
             <w:tcW w:type="dxa" w:w="2500"/>
@@ -3255,6 +3400,9 @@
         </w:tc>
       </w:tr>
       <w:tr>
+        <w:trPr>
+          <w:cantSplit/>
+        </w:trPr>
         <w:tc>
           <w:tcPr>
             <w:tcW w:type="dxa" w:w="2500"/>
@@ -3299,6 +3447,9 @@
         </w:tc>
       </w:tr>
       <w:tr>
+        <w:trPr>
+          <w:cantSplit/>
+        </w:trPr>
         <w:tc>
           <w:tcPr>
             <w:tcW w:type="dxa" w:w="2500"/>
@@ -3343,6 +3494,9 @@
         </w:tc>
       </w:tr>
       <w:tr>
+        <w:trPr>
+          <w:cantSplit/>
+        </w:trPr>
         <w:tc>
           <w:tcPr>
             <w:tcW w:type="dxa" w:w="2500"/>
@@ -3387,6 +3541,9 @@
         </w:tc>
       </w:tr>
       <w:tr>
+        <w:trPr>
+          <w:cantSplit/>
+        </w:trPr>
         <w:tc>
           <w:tcPr>
             <w:tcW w:type="dxa" w:w="2500"/>
@@ -3431,6 +3588,9 @@
         </w:tc>
       </w:tr>
       <w:tr>
+        <w:trPr>
+          <w:cantSplit/>
+        </w:trPr>
         <w:tc>
           <w:tcPr>
             <w:tcW w:type="dxa" w:w="2500"/>
@@ -3475,6 +3635,9 @@
         </w:tc>
       </w:tr>
       <w:tr>
+        <w:trPr>
+          <w:cantSplit/>
+        </w:trPr>
         <w:tc>
           <w:tcPr>
             <w:tcW w:type="dxa" w:w="2500"/>
@@ -3522,6 +3685,7 @@
     <w:p>
       <w:pPr>
         <w:pStyle w:val="Heading2"/>
+        <w:keepNext/>
         <w:spacing w:after="120" w:before="230"/>
       </w:pPr>
       <w:r>
@@ -3735,6 +3899,7 @@
     <w:p>
       <w:pPr>
         <w:pStyle w:val="Heading1"/>
+        <w:keepNext/>
         <w:spacing w:after="120" w:before="330"/>
       </w:pPr>
       <w:r>
@@ -3768,6 +3933,7 @@
       </w:tblGrid>
       <w:tr>
         <w:trPr>
+          <w:cantSplit/>
           <w:tblHeader/>
         </w:trPr>
         <w:tc>
@@ -3847,6 +4013,9 @@
         </w:tc>
       </w:tr>
       <w:tr>
+        <w:trPr>
+          <w:cantSplit/>
+        </w:trPr>
         <w:tc>
           <w:tcPr>
             <w:tcW w:type="dxa" w:w="1800"/>
@@ -3912,6 +4081,9 @@
         </w:tc>
       </w:tr>
       <w:tr>
+        <w:trPr>
+          <w:cantSplit/>
+        </w:trPr>
         <w:tc>
           <w:tcPr>
             <w:tcW w:type="dxa" w:w="1800"/>
@@ -3977,6 +4149,9 @@
         </w:tc>
       </w:tr>
       <w:tr>
+        <w:trPr>
+          <w:cantSplit/>
+        </w:trPr>
         <w:tc>
           <w:tcPr>
             <w:tcW w:type="dxa" w:w="1800"/>
@@ -4042,6 +4217,9 @@
         </w:tc>
       </w:tr>
       <w:tr>
+        <w:trPr>
+          <w:cantSplit/>
+        </w:trPr>
         <w:tc>
           <w:tcPr>
             <w:tcW w:type="dxa" w:w="1800"/>
@@ -4110,6 +4288,7 @@
     <w:p>
       <w:pPr>
         <w:pStyle w:val="Heading1"/>
+        <w:keepNext/>
         <w:spacing w:after="120" w:before="330"/>
       </w:pPr>
       <w:r>
@@ -4142,6 +4321,7 @@
       </w:tblGrid>
       <w:tr>
         <w:trPr>
+          <w:cantSplit/>
           <w:tblHeader/>
         </w:trPr>
         <w:tc>
@@ -4196,6 +4376,9 @@
         </w:tc>
       </w:tr>
       <w:tr>
+        <w:trPr>
+          <w:cantSplit/>
+        </w:trPr>
         <w:tc>
           <w:tcPr>
             <w:tcW w:type="dxa" w:w="3000"/>
@@ -4240,6 +4423,9 @@
         </w:tc>
       </w:tr>
       <w:tr>
+        <w:trPr>
+          <w:cantSplit/>
+        </w:trPr>
         <w:tc>
           <w:tcPr>
             <w:tcW w:type="dxa" w:w="3000"/>
@@ -4284,6 +4470,9 @@
         </w:tc>
       </w:tr>
       <w:tr>
+        <w:trPr>
+          <w:cantSplit/>
+        </w:trPr>
         <w:tc>
           <w:tcPr>
             <w:tcW w:type="dxa" w:w="3000"/>
@@ -4328,6 +4517,9 @@
         </w:tc>
       </w:tr>
       <w:tr>
+        <w:trPr>
+          <w:cantSplit/>
+        </w:trPr>
         <w:tc>
           <w:tcPr>
             <w:tcW w:type="dxa" w:w="3000"/>
@@ -4372,6 +4564,9 @@
         </w:tc>
       </w:tr>
       <w:tr>
+        <w:trPr>
+          <w:cantSplit/>
+        </w:trPr>
         <w:tc>
           <w:tcPr>
             <w:tcW w:type="dxa" w:w="3000"/>
@@ -4416,6 +4611,9 @@
         </w:tc>
       </w:tr>
       <w:tr>
+        <w:trPr>
+          <w:cantSplit/>
+        </w:trPr>
         <w:tc>
           <w:tcPr>
             <w:tcW w:type="dxa" w:w="3000"/>
@@ -4460,6 +4658,9 @@
         </w:tc>
       </w:tr>
       <w:tr>
+        <w:trPr>
+          <w:cantSplit/>
+        </w:trPr>
         <w:tc>
           <w:tcPr>
             <w:tcW w:type="dxa" w:w="3000"/>
@@ -4504,6 +4705,9 @@
         </w:tc>
       </w:tr>
       <w:tr>
+        <w:trPr>
+          <w:cantSplit/>
+        </w:trPr>
         <w:tc>
           <w:tcPr>
             <w:tcW w:type="dxa" w:w="3000"/>
@@ -4548,6 +4752,9 @@
         </w:tc>
       </w:tr>
       <w:tr>
+        <w:trPr>
+          <w:cantSplit/>
+        </w:trPr>
         <w:tc>
           <w:tcPr>
             <w:tcW w:type="dxa" w:w="3000"/>
@@ -4592,6 +4799,9 @@
         </w:tc>
       </w:tr>
       <w:tr>
+        <w:trPr>
+          <w:cantSplit/>
+        </w:trPr>
         <w:tc>
           <w:tcPr>
             <w:tcW w:type="dxa" w:w="3000"/>
@@ -4636,6 +4846,9 @@
         </w:tc>
       </w:tr>
       <w:tr>
+        <w:trPr>
+          <w:cantSplit/>
+        </w:trPr>
         <w:tc>
           <w:tcPr>
             <w:tcW w:type="dxa" w:w="3000"/>
@@ -4680,6 +4893,9 @@
         </w:tc>
       </w:tr>
       <w:tr>
+        <w:trPr>
+          <w:cantSplit/>
+        </w:trPr>
         <w:tc>
           <w:tcPr>
             <w:tcW w:type="dxa" w:w="3000"/>
@@ -4724,6 +4940,9 @@
         </w:tc>
       </w:tr>
       <w:tr>
+        <w:trPr>
+          <w:cantSplit/>
+        </w:trPr>
         <w:tc>
           <w:tcPr>
             <w:tcW w:type="dxa" w:w="3000"/>
@@ -4768,6 +4987,9 @@
         </w:tc>
       </w:tr>
       <w:tr>
+        <w:trPr>
+          <w:cantSplit/>
+        </w:trPr>
         <w:tc>
           <w:tcPr>
             <w:tcW w:type="dxa" w:w="3000"/>
@@ -4812,6 +5034,9 @@
         </w:tc>
       </w:tr>
       <w:tr>
+        <w:trPr>
+          <w:cantSplit/>
+        </w:trPr>
         <w:tc>
           <w:tcPr>
             <w:tcW w:type="dxa" w:w="3000"/>
@@ -4856,6 +5081,9 @@
         </w:tc>
       </w:tr>
       <w:tr>
+        <w:trPr>
+          <w:cantSplit/>
+        </w:trPr>
         <w:tc>
           <w:tcPr>
             <w:tcW w:type="dxa" w:w="3000"/>
@@ -4920,6 +5148,9 @@
         </w:tc>
       </w:tr>
       <w:tr>
+        <w:trPr>
+          <w:cantSplit/>
+        </w:trPr>
         <w:tc>
           <w:tcPr>
             <w:tcW w:type="dxa" w:w="3000"/>
@@ -4964,6 +5195,9 @@
         </w:tc>
       </w:tr>
       <w:tr>
+        <w:trPr>
+          <w:cantSplit/>
+        </w:trPr>
         <w:tc>
           <w:tcPr>
             <w:tcW w:type="dxa" w:w="3000"/>
@@ -5008,6 +5242,9 @@
         </w:tc>
       </w:tr>
       <w:tr>
+        <w:trPr>
+          <w:cantSplit/>
+        </w:trPr>
         <w:tc>
           <w:tcPr>
             <w:tcW w:type="dxa" w:w="3000"/>
@@ -5052,6 +5289,9 @@
         </w:tc>
       </w:tr>
       <w:tr>
+        <w:trPr>
+          <w:cantSplit/>
+        </w:trPr>
         <w:tc>
           <w:tcPr>
             <w:tcW w:type="dxa" w:w="3000"/>
@@ -5096,6 +5336,9 @@
         </w:tc>
       </w:tr>
       <w:tr>
+        <w:trPr>
+          <w:cantSplit/>
+        </w:trPr>
         <w:tc>
           <w:tcPr>
             <w:tcW w:type="dxa" w:w="3000"/>
@@ -5140,6 +5383,9 @@
         </w:tc>
       </w:tr>
       <w:tr>
+        <w:trPr>
+          <w:cantSplit/>
+        </w:trPr>
         <w:tc>
           <w:tcPr>
             <w:tcW w:type="dxa" w:w="3000"/>
@@ -5187,6 +5433,7 @@
     <w:p>
       <w:pPr>
         <w:pStyle w:val="Heading2"/>
+        <w:keepNext/>
         <w:spacing w:after="120" w:before="230"/>
       </w:pPr>
       <w:r>
@@ -5290,6 +5537,7 @@
     <w:p>
       <w:pPr>
         <w:pStyle w:val="Heading1"/>
+        <w:keepNext/>
         <w:spacing w:after="120" w:before="330"/>
       </w:pPr>
       <w:r>
@@ -5447,6 +5695,7 @@
     <w:p>
       <w:pPr>
         <w:pStyle w:val="Heading2"/>
+        <w:keepNext/>
         <w:spacing w:after="120" w:before="230"/>
       </w:pPr>
       <w:r>
@@ -5591,6 +5840,7 @@
     <w:p>
       <w:pPr>
         <w:pStyle w:val="Heading1"/>
+        <w:keepNext/>
         <w:spacing w:after="120" w:before="330"/>
       </w:pPr>
       <w:r>
@@ -5946,7 +6196,11 @@
 <file path=word/styles.xml><?xml version="1.0" encoding="utf-8"?>
 <w:styles xmlns:mc="http://schemas.openxmlformats.org/markup-compatibility/2006" xmlns:r="http://schemas.openxmlformats.org/officeDocument/2006/relationships" xmlns:w="http://schemas.openxmlformats.org/wordprocessingml/2006/main" xmlns:w14="http://schemas.microsoft.com/office/word/2010/wordml" xmlns:w15="http://schemas.microsoft.com/office/word/2012/wordml" mc:Ignorable="w14 w15">
   <w:docDefaults>
-    <w:rPrDefault/>
+    <w:rPrDefault>
+      <w:rPr>
+        <w:rFonts w:ascii="IBM Plex Sans" w:eastAsia="IBM Plex Sans" w:hAnsi="IBM Plex Sans" w:cs="IBM Plex Sans"/>
+      </w:rPr>
+    </w:rPrDefault>
     <w:pPrDefault/>
   </w:docDefaults>
   <w:style w:type="paragraph" w:styleId="Title">

--- a/documentacion_proyecto/Estado_Completo_del_Proyecto.docx
+++ b/documentacion_proyecto/Estado_Completo_del_Proyecto.docx
@@ -1483,7 +1483,7 @@
                 <w:sz w:val="17"/>
                 <w:szCs w:val="17"/>
               </w:rPr>
-              <w:t>Soporte montado sobre el eje del telar el 10/09/2026; cada vuelta del eje es una pasada. Probado en protoboard con el ESP32 el 10/10/2026: funcionó. El 17/10/2026 se conectó y se calibró en el telar, todavía en protoboard, y cuenta las pasadas. Falta pasarlo a la plaqueta y validar el conteo durante una jornada.</w:t>
+              <w:t>Soporte montado sobre el eje del telar el 10/09/2026; cada vuelta del eje es una pasada. Probado en protoboard con el ESP32 el 10/10/2026: funcionó. El 17/10/2026 se conectó y se calibró en el telar, todavía en protoboard, y cuenta las pasadas. Su plaqueta ya está soldada: falta conectarlo a ella al instalar el gabinete en la planta y validar el conteo durante una jornada.</w:t>
             </w:r>
           </w:p>
         </w:tc>
@@ -1551,7 +1551,7 @@
                 <w:sz w:val="17"/>
                 <w:szCs w:val="17"/>
               </w:rPr>
-              <w:t xml:space="preserve">Diseñado, con los relés elegidos (LCA110) y la conexión final definida: el relé en el lugar del lector, con una resistencia de protección. El relé se probó en protoboard con el ESP32 el 10/10/2026 y funcionó, y el 17/10/2026 en el telar: la alimentación del lector dio entre 15 y 30 V (va la resistencia de protección de 470 Ω 3 W) y el primer canal seleccionó bien. Faltan la plaqueta y los otros tres canales.</w:t>
+              <w:t xml:space="preserve">Diseñado, con los relés elegidos (LCA110) y la conexión final definida: el relé en el lugar del lector, con una resistencia de protección. El relé se probó en protoboard con el ESP32 el 10/10/2026 y funcionó, y el 17/10/2026 en el telar: la alimentación del lector dio entre 15 y 30 V (va la resistencia de protección de 470 Ω 3 W) y el primer canal seleccionó bien. La plaqueta ya está soldada; faltan instalarla en la planta y conectar los otros tres canales.</w:t>
             </w:r>
           </w:p>
         </w:tc>
@@ -1758,7 +1758,7 @@
           <w:sz w:val="21"/>
           <w:szCs w:val="21"/>
         </w:rPr>
-        <w:t xml:space="preserve">sobre protoboard para las pruebas. El 10/10/2026 se probó todo en protoboard y funcionó, el 17/10/2026 se probaron en el telar el sensor de pasada y el primer canal del Nivel 2, todavía en protoboard, y se están haciendo las plaquetas para instalarlo de manera correcta: la instalación definitiva va sobre cinco plaquetas con las conexiones soldadas (cuatro de placa perforada y la del sensado de la botonera, impresa) y tiras de pines para enchufar módulos y cables, porque los contactos a presión de una protoboard se aflojan con la vibración de la máquina.</w:t>
+        <w:t xml:space="preserve">sobre protoboard para las pruebas. El 10/10/2026 se probó todo en protoboard y funcionó, el 17/10/2026 se probaron en el telar el sensor de pasada y el primer canal del Nivel 2, todavía en protoboard, y al 20/10/2026 ya están soldadas las plaquetas para instalarlo de manera correcta: la instalación definitiva va sobre cinco plaquetas con las conexiones soldadas (cuatro de placa perforada y la del sensado de la botonera, impresa) y tiras de pines para enchufar módulos y cables, porque los contactos a presión de una protoboard se aflojan con la vibración de la máquina.</w:t>
       </w:r>
     </w:p>
     <w:p>
@@ -2503,7 +2503,7 @@
           <w:sz w:val="21"/>
           <w:szCs w:val="21"/>
         </w:rPr>
-        <w:t>El soporte quedó montado el 10/09/2026 sobre un eje que da exactamente una vuelta por pasada. El 10/10/2026 se probó en protoboard con el ESP32 y funcionó, y el 17/10/2026 se conectó y se calibró en el telar: cuenta las pasadas. Lo que falta: pasarlo a la plaqueta y validar el conteo contra el contador mecánico del telar durante una jornada.</w:t>
+        <w:t>El soporte quedó montado el 10/09/2026 sobre un eje que da exactamente una vuelta por pasada. El 10/10/2026 se probó en protoboard con el ESP32 y funcionó, y el 17/10/2026 se conectó y se calibró en el telar: cuenta las pasadas. Lo que falta: conectarlo a su plaqueta, ya soldada, al instalar el gabinete en la planta, y validar el conteo contra el contador mecánico del telar durante una jornada.</w:t>
       </w:r>
     </w:p>
     <w:p>
@@ -5625,15 +5625,15 @@
           <w:sz w:val="21"/>
           <w:szCs w:val="21"/>
         </w:rPr>
-        <w:t xml:space="preserve">Pasar el circuito a las plaquetas soldadas (cuatro de placa perforada y la del sensado, impresa) </w:t>
-      </w:r>
-      <w:r>
-        <w:rPr>
-          <w:rFonts w:ascii="IBM Plex Sans" w:cs="IBM Plex Sans" w:eastAsia="IBM Plex Sans" w:hAnsi="IBM Plex Sans"/>
-          <w:sz w:val="21"/>
-          <w:szCs w:val="21"/>
-        </w:rPr>
-        <w:t xml:space="preserve">para la instalación definitiva.</w:t>
+        <w:t xml:space="preserve">Hecho al 20/10/2026, las plaquetas soldadas: </w:t>
+      </w:r>
+      <w:r>
+        <w:rPr>
+          <w:rFonts w:ascii="IBM Plex Sans" w:cs="IBM Plex Sans" w:eastAsia="IBM Plex Sans" w:hAnsi="IBM Plex Sans"/>
+          <w:sz w:val="21"/>
+          <w:szCs w:val="21"/>
+        </w:rPr>
+        <w:t xml:space="preserve">las cuatro de placa perforada y la del sensado, impresa, para la instalación definitiva. Sigue instalar el gabinete en la planta y cablearlo hasta la botonera.</w:t>
       </w:r>
     </w:p>
     <w:p>
@@ -5661,7 +5661,7 @@
           <w:sz w:val="21"/>
           <w:szCs w:val="21"/>
         </w:rPr>
-        <w:t xml:space="preserve">pasar el sensor, ya conectado y calibrado, a la plaqueta y validar el conteo durante una jornada.</w:t>
+        <w:t xml:space="preserve">conectar el sensor, ya calibrado, a su plaqueta en el gabinete y validar el conteo durante una jornada.</w:t>
       </w:r>
     </w:p>
     <w:p>

--- a/documentacion_proyecto/Estado_Completo_del_Proyecto.docx
+++ b/documentacion_proyecto/Estado_Completo_del_Proyecto.docx
@@ -764,8 +764,8 @@
       <w:pPr>
         <w:pBdr>
           <w:top w:val="single" w:color="EADFC8" w:sz="2"/>
+          <w:left w:val="single" w:color="9C5C0A" w:sz="16"/>
           <w:bottom w:val="single" w:color="EADFC8" w:sz="2"/>
-          <w:left w:val="single" w:color="9C5C0A" w:sz="16"/>
           <w:right w:val="single" w:color="EADFC8" w:sz="2"/>
         </w:pBdr>
         <w:shd w:fill="F2F5F8" w:val="clear"/>
@@ -2465,8 +2465,8 @@
       <w:pPr>
         <w:pBdr>
           <w:top w:val="single" w:color="EADFC8" w:sz="2"/>
+          <w:left w:val="single" w:color="9C5C0A" w:sz="16"/>
           <w:bottom w:val="single" w:color="EADFC8" w:sz="2"/>
-          <w:left w:val="single" w:color="9C5C0A" w:sz="16"/>
           <w:right w:val="single" w:color="EADFC8" w:sz="2"/>
         </w:pBdr>
         <w:shd w:fill="F2F5F8" w:val="clear"/>
@@ -2510,8 +2510,8 @@
       <w:pPr>
         <w:pBdr>
           <w:top w:val="single" w:color="EADFC8" w:sz="2"/>
+          <w:left w:val="single" w:color="9C5C0A" w:sz="16"/>
           <w:bottom w:val="single" w:color="EADFC8" w:sz="2"/>
-          <w:left w:val="single" w:color="9C5C0A" w:sz="16"/>
           <w:right w:val="single" w:color="EADFC8" w:sz="2"/>
         </w:pBdr>
         <w:shd w:fill="F2F5F8" w:val="clear"/>
@@ -2980,8 +2980,8 @@
       <w:pPr>
         <w:pBdr>
           <w:top w:val="single" w:color="EADFC8" w:sz="2"/>
+          <w:left w:val="single" w:color="9C5C0A" w:sz="16"/>
           <w:bottom w:val="single" w:color="EADFC8" w:sz="2"/>
-          <w:left w:val="single" w:color="9C5C0A" w:sz="16"/>
           <w:right w:val="single" w:color="EADFC8" w:sz="2"/>
         </w:pBdr>
         <w:shd w:fill="F2F5F8" w:val="clear"/>
@@ -5508,8 +5508,8 @@
       <w:pPr>
         <w:pBdr>
           <w:top w:val="single" w:color="EADFC8" w:sz="2"/>
+          <w:left w:val="single" w:color="9C5C0A" w:sz="16"/>
           <w:bottom w:val="single" w:color="EADFC8" w:sz="2"/>
-          <w:left w:val="single" w:color="9C5C0A" w:sz="16"/>
           <w:right w:val="single" w:color="EADFC8" w:sz="2"/>
         </w:pBdr>
         <w:shd w:fill="F2F5F8" w:val="clear"/>
@@ -5811,8 +5811,8 @@
       <w:pPr>
         <w:pBdr>
           <w:top w:val="single" w:color="EADFC8" w:sz="2"/>
+          <w:left w:val="single" w:color="9C5C0A" w:sz="16"/>
           <w:bottom w:val="single" w:color="EADFC8" w:sz="2"/>
-          <w:left w:val="single" w:color="9C5C0A" w:sz="16"/>
           <w:right w:val="single" w:color="EADFC8" w:sz="2"/>
         </w:pBdr>
         <w:shd w:fill="F2F5F8" w:val="clear"/>

--- a/documentacion_proyecto/Estado_Completo_del_Proyecto.docx
+++ b/documentacion_proyecto/Estado_Completo_del_Proyecto.docx
@@ -4396,7 +4396,7 @@
                 <w:sz w:val="17"/>
                 <w:szCs w:val="17"/>
               </w:rPr>
-              <w:t xml:space="preserve">Documentación_de_Proyecto.docx</w:t>
+              <w:t xml:space="preserve">Documentación_​de_​Proyecto.docx</w:t>
             </w:r>
           </w:p>
         </w:tc>
@@ -4417,7 +4417,7 @@
                 <w:sz w:val="17"/>
                 <w:szCs w:val="17"/>
               </w:rPr>
-              <w:t>El documento principal, con 85 secciones, 15 tablas, 13 figuras y carátula. Sigue la estructura de la Carpeta del Proyecto y las Buenas Prácticas de la UTN.</w:t>
+              <w:t>El documento principal, con 70 secciones numeradas, 15 tablas, 13 figuras y carátula. Sigue la estructura de la Carpeta del Proyecto y las Buenas Prácticas de la UTN.</w:t>
             </w:r>
           </w:p>
         </w:tc>
@@ -4537,7 +4537,7 @@
                 <w:sz w:val="17"/>
                 <w:szCs w:val="17"/>
               </w:rPr>
-              <w:t xml:space="preserve">Estimacion_Costos_Ganancia_Contrato_v4.docx</w:t>
+              <w:t xml:space="preserve">Estimacion_​Costos_​Ganancia_​Contrato_​v4.docx</w:t>
             </w:r>
           </w:p>
         </w:tc>
@@ -4678,7 +4678,7 @@
                 <w:sz w:val="17"/>
                 <w:szCs w:val="17"/>
               </w:rPr>
-              <w:t xml:space="preserve">Manual_Pagina_Web_Telar.docx</w:t>
+              <w:t xml:space="preserve">Manual_​Pagina_​Web_​Telar.docx</w:t>
             </w:r>
           </w:p>
         </w:tc>
@@ -4725,7 +4725,7 @@
                 <w:sz w:val="17"/>
                 <w:szCs w:val="17"/>
               </w:rPr>
-              <w:t xml:space="preserve">Lista_de_componentes_Control_Trama.xlsx</w:t>
+              <w:t xml:space="preserve">Lista_​de_​componentes_​Control_​Trama.xlsx</w:t>
             </w:r>
           </w:p>
         </w:tc>
@@ -4772,7 +4772,7 @@
                 <w:sz w:val="17"/>
                 <w:szCs w:val="17"/>
               </w:rPr>
-              <w:t xml:space="preserve">Gantt_2026 - Automatizacion de Telar Industrial.xlsx</w:t>
+              <w:t xml:space="preserve">Gantt_​2026 - Automatizacion de Telar Industrial.xlsx</w:t>
             </w:r>
           </w:p>
         </w:tc>
@@ -4819,7 +4819,7 @@
                 <w:sz w:val="17"/>
                 <w:szCs w:val="17"/>
               </w:rPr>
-              <w:t xml:space="preserve">Componentes_en_placa.xlsx</w:t>
+              <w:t xml:space="preserve">Componentes_​en_​placa.xlsx</w:t>
             </w:r>
           </w:p>
         </w:tc>
@@ -4866,7 +4866,7 @@
                 <w:sz w:val="17"/>
                 <w:szCs w:val="17"/>
               </w:rPr>
-              <w:t xml:space="preserve">Checklist_verificaciones.xlsx</w:t>
+              <w:t xml:space="preserve">Checklist_​verificaciones.xlsx</w:t>
             </w:r>
           </w:p>
         </w:tc>
@@ -4913,7 +4913,7 @@
                 <w:sz w:val="17"/>
                 <w:szCs w:val="17"/>
               </w:rPr>
-              <w:t xml:space="preserve">Guia_Bloques_C_y_D.docx</w:t>
+              <w:t xml:space="preserve">Guia_​Bloques_​C_​y_​D.docx</w:t>
             </w:r>
           </w:p>
         </w:tc>
@@ -4960,7 +4960,7 @@
                 <w:sz w:val="17"/>
                 <w:szCs w:val="17"/>
               </w:rPr>
-              <w:t xml:space="preserve">Guia_Conexion_y_Puesta_en_Marcha.docx</w:t>
+              <w:t xml:space="preserve">Guia_​Conexion_​y_​Puesta_​en_​Marcha.docx</w:t>
             </w:r>
           </w:p>
         </w:tc>
@@ -5007,7 +5007,7 @@
                 <w:sz w:val="17"/>
                 <w:szCs w:val="17"/>
               </w:rPr>
-              <w:t xml:space="preserve">Guia_Conexion_Reles_LCA110.docx</w:t>
+              <w:t xml:space="preserve">Guia_​Conexion_​Reles_​LCA110.docx</w:t>
             </w:r>
           </w:p>
         </w:tc>
@@ -5054,7 +5054,7 @@
                 <w:sz w:val="17"/>
                 <w:szCs w:val="17"/>
               </w:rPr>
-              <w:t xml:space="preserve">Guia_Mediciones_y_Verificaciones.docx</w:t>
+              <w:t xml:space="preserve">Guia_​Mediciones_​y_​Verificaciones.docx</w:t>
             </w:r>
           </w:p>
         </w:tc>
@@ -5101,7 +5101,7 @@
                 <w:sz w:val="17"/>
                 <w:szCs w:val="17"/>
               </w:rPr>
-              <w:t xml:space="preserve">Conexionado_Nivel2.docx</w:t>
+              <w:t xml:space="preserve">Conexionado_​Nivel2.docx</w:t>
             </w:r>
           </w:p>
         </w:tc>
@@ -5168,7 +5168,7 @@
                 <w:sz w:val="17"/>
                 <w:szCs w:val="17"/>
               </w:rPr>
-              <w:t xml:space="preserve">Guia_Armado_Bloque_A.docx</w:t>
+              <w:t xml:space="preserve">Guia_​Armado_​Bloque_​A.docx</w:t>
             </w:r>
           </w:p>
         </w:tc>
@@ -5215,7 +5215,7 @@
                 <w:sz w:val="17"/>
                 <w:szCs w:val="17"/>
               </w:rPr>
-              <w:t xml:space="preserve">Modalidad_Inversion_Ganancia_Contrato_Garantia.docx</w:t>
+              <w:t xml:space="preserve">Modalidad_​Inversion_​Ganancia_​Contrato_​Garantia.docx</w:t>
             </w:r>
           </w:p>
         </w:tc>
@@ -5262,7 +5262,7 @@
                 <w:sz w:val="17"/>
                 <w:szCs w:val="17"/>
               </w:rPr>
-              <w:t xml:space="preserve">Parado_Automatico_Ideas.docx</w:t>
+              <w:t xml:space="preserve">Parado_​Automatico_​Ideas.docx</w:t>
             </w:r>
           </w:p>
         </w:tc>
@@ -5309,7 +5309,7 @@
                 <w:sz w:val="17"/>
                 <w:szCs w:val="17"/>
               </w:rPr>
-              <w:t xml:space="preserve">documentacion_web.zip</w:t>
+              <w:t xml:space="preserve">Recorrido_​del_​Codigo_​y_​Herramientas.docx</w:t>
             </w:r>
           </w:p>
         </w:tc>
@@ -5330,6 +5330,53 @@
                 <w:sz w:val="17"/>
                 <w:szCs w:val="17"/>
               </w:rPr>
+              <w:t xml:space="preserve">El recorrido del código (web, servidor, base de datos y firmware) y las herramientas usadas, en cinco páginas.</w:t>
+            </w:r>
+          </w:p>
+        </w:tc>
+      </w:tr>
+      <w:tr>
+        <w:trPr>
+          <w:cantSplit/>
+        </w:trPr>
+        <w:tc>
+          <w:tcPr>
+            <w:tcW w:type="dxa" w:w="3000"/>
+            <w:tcMar>
+              <w:top w:type="dxa" w:w="70"/>
+              <w:left w:type="dxa" w:w="100"/>
+              <w:bottom w:type="dxa" w:w="70"/>
+              <w:right w:type="dxa" w:w="100"/>
+            </w:tcMar>
+          </w:tcPr>
+          <w:p>
+            <w:r>
+              <w:rPr>
+                <w:rFonts w:ascii="IBM Plex Sans" w:cs="IBM Plex Sans" w:eastAsia="IBM Plex Sans" w:hAnsi="IBM Plex Sans"/>
+                <w:sz w:val="17"/>
+                <w:szCs w:val="17"/>
+              </w:rPr>
+              <w:t xml:space="preserve">sitio_​documentacion.zip</w:t>
+            </w:r>
+          </w:p>
+        </w:tc>
+        <w:tc>
+          <w:tcPr>
+            <w:tcW w:type="dxa" w:w="5900"/>
+            <w:tcMar>
+              <w:top w:type="dxa" w:w="70"/>
+              <w:left w:type="dxa" w:w="100"/>
+              <w:bottom w:type="dxa" w:w="70"/>
+              <w:right w:type="dxa" w:w="100"/>
+            </w:tcMar>
+          </w:tcPr>
+          <w:p>
+            <w:r>
+              <w:rPr>
+                <w:rFonts w:ascii="IBM Plex Sans" w:cs="IBM Plex Sans" w:eastAsia="IBM Plex Sans" w:hAnsi="IBM Plex Sans"/>
+                <w:sz w:val="17"/>
+                <w:szCs w:val="17"/>
+              </w:rPr>
               <w:t xml:space="preserve">Versión navegable de la Documentación de Proyecto (en su propio repositorio).</w:t>
             </w:r>
           </w:p>
@@ -5356,7 +5403,7 @@
                 <w:sz w:val="17"/>
                 <w:szCs w:val="17"/>
               </w:rPr>
-              <w:t xml:space="preserve">manuales_web.zip</w:t>
+              <w:t xml:space="preserve">sitio_​manuales.zip</w:t>
             </w:r>
           </w:p>
         </w:tc>
@@ -5403,7 +5450,54 @@
                 <w:sz w:val="17"/>
                 <w:szCs w:val="17"/>
               </w:rPr>
-              <w:t xml:space="preserve">control_insercion_trama_COMPLETO.zip</w:t>
+              <w:t xml:space="preserve">Modelado3D_​CIT.zip</w:t>
+            </w:r>
+          </w:p>
+        </w:tc>
+        <w:tc>
+          <w:tcPr>
+            <w:tcW w:type="dxa" w:w="5900"/>
+            <w:tcMar>
+              <w:top w:type="dxa" w:w="70"/>
+              <w:left w:type="dxa" w:w="100"/>
+              <w:bottom w:type="dxa" w:w="70"/>
+              <w:right w:type="dxa" w:w="100"/>
+            </w:tcMar>
+          </w:tcPr>
+          <w:p>
+            <w:r>
+              <w:rPr>
+                <w:rFonts w:ascii="IBM Plex Sans" w:cs="IBM Plex Sans" w:eastAsia="IBM Plex Sans" w:hAnsi="IBM Plex Sans"/>
+                <w:sz w:val="17"/>
+                <w:szCs w:val="17"/>
+              </w:rPr>
+              <w:t xml:space="preserve">El modelo 3D del gabinete, con sus cinco plaquetas (en su propio repositorio).</w:t>
+            </w:r>
+          </w:p>
+        </w:tc>
+      </w:tr>
+      <w:tr>
+        <w:trPr>
+          <w:cantSplit/>
+        </w:trPr>
+        <w:tc>
+          <w:tcPr>
+            <w:tcW w:type="dxa" w:w="3000"/>
+            <w:tcMar>
+              <w:top w:type="dxa" w:w="70"/>
+              <w:left w:type="dxa" w:w="100"/>
+              <w:bottom w:type="dxa" w:w="70"/>
+              <w:right w:type="dxa" w:w="100"/>
+            </w:tcMar>
+          </w:tcPr>
+          <w:p>
+            <w:r>
+              <w:rPr>
+                <w:rFonts w:ascii="IBM Plex Sans" w:cs="IBM Plex Sans" w:eastAsia="IBM Plex Sans" w:hAnsi="IBM Plex Sans"/>
+                <w:sz w:val="17"/>
+                <w:szCs w:val="17"/>
+              </w:rPr>
+              <w:t xml:space="preserve">control_​insercion_​trama.zip</w:t>
             </w:r>
           </w:p>
         </w:tc>
@@ -5689,7 +5783,7 @@
           <w:sz w:val="21"/>
           <w:szCs w:val="21"/>
         </w:rPr>
-        <w:t xml:space="preserve">terminar la plaqueta y conectar los otros tres canales (el primero ya se probó en la máquina).</w:t>
+        <w:t xml:space="preserve">instalar su plaqueta, ya soldada, en el gabinete y conectar los otros tres canales (el primero ya se probó en la máquina).</w:t>
       </w:r>
     </w:p>
     <w:p>

--- a/documentacion_proyecto/Estado_Completo_del_Proyecto.docx
+++ b/documentacion_proyecto/Estado_Completo_del_Proyecto.docx
@@ -5125,16 +5125,43 @@
               <w:t xml:space="preserve">El paso a paso del sensor de pasada y los relés, con sus diagramas.</w:t>
             </w:r>
           </w:p>
-          <w:p>
-            <w:r>
-              <w:rPr>
-                <w:rFonts w:ascii="IBM Plex Sans" w:cs="IBM Plex Sans" w:eastAsia="IBM Plex Sans" w:hAnsi="IBM Plex Sans"/>
-                <w:sz w:val="17"/>
-                <w:szCs w:val="17"/>
-              </w:rPr>
-              <w:t xml:space="preserve">Conexiones_de_las_plaquetas.docx</w:t>
-            </w:r>
-          </w:p>
+        </w:tc>
+      </w:tr>
+      <w:tr>
+        <w:trPr>
+          <w:cantSplit/>
+        </w:trPr>
+        <w:tc>
+          <w:tcPr>
+            <w:tcW w:type="dxa" w:w="3000"/>
+            <w:tcMar>
+              <w:top w:type="dxa" w:w="70"/>
+              <w:left w:type="dxa" w:w="100"/>
+              <w:bottom w:type="dxa" w:w="70"/>
+              <w:right w:type="dxa" w:w="100"/>
+            </w:tcMar>
+          </w:tcPr>
+          <w:p>
+            <w:r>
+              <w:rPr>
+                <w:rFonts w:ascii="IBM Plex Sans" w:cs="IBM Plex Sans" w:eastAsia="IBM Plex Sans" w:hAnsi="IBM Plex Sans"/>
+                <w:sz w:val="17"/>
+                <w:szCs w:val="17"/>
+              </w:rPr>
+              <w:t xml:space="preserve">Conexiones_​de_​las_​plaquetas.docx</w:t>
+            </w:r>
+          </w:p>
+        </w:tc>
+        <w:tc>
+          <w:tcPr>
+            <w:tcW w:type="dxa" w:w="5900"/>
+            <w:tcMar>
+              <w:top w:type="dxa" w:w="70"/>
+              <w:left w:type="dxa" w:w="100"/>
+              <w:bottom w:type="dxa" w:w="70"/>
+              <w:right w:type="dxa" w:w="100"/>
+            </w:tcMar>
+          </w:tcPr>
           <w:p>
             <w:r>
               <w:rPr>

--- a/documentacion_proyecto/Estado_Completo_del_Proyecto.docx
+++ b/documentacion_proyecto/Estado_Completo_del_Proyecto.docx
@@ -1646,7 +1646,7 @@
           <w:sz w:val="21"/>
           <w:szCs w:val="21"/>
         </w:rPr>
-        <w:t xml:space="preserve">el módulo de dos canales (Songle) es activo-bajo y lleva resistencia de polarización hacia 3,3 V; el módulo individual (Tongling) es activo-alto y lleva la suya hacia el negativo. El pin 34 es solo de entrada y no tiene resistencia interna, de modo que la externa es obligatoria.</w:t>
+        <w:t xml:space="preserve">el módulo de dos canales (Songle) es activo-bajo y lleva resistencia de polarización hacia 3,3 V; el módulo individual (Tongling) es activo-alto y lleva la suya hacia el negativo. En el sensado, el pin 34 es solo de entrada y no tiene resistencia interna, de modo que su resistencia externa es obligatoria; el 32 y el 33 usan la interna del ESP32.</w:t>
       </w:r>
     </w:p>
     <w:p>
@@ -1702,7 +1702,7 @@
           <w:sz w:val="21"/>
           <w:szCs w:val="21"/>
         </w:rPr>
-        <w:t xml:space="preserve">par del botón, puente rectificador DB157, capacitor de 22 µF 50 V, resistencia de 2,2 kΩ de 1 W, optoacoplador PC817 y de ahí al pin, con resistencia de 10 kΩ hacia 3,3 V.</w:t>
+        <w:t xml:space="preserve">par del botón, puente rectificador DB157, capacitor de 22 µF 50 V, resistencia de 2,2 kΩ de 1 W, optoacoplador PC817 y de ahí al pin. El pin 34 lleva una resistencia de 10 kΩ hacia 3,3 V; el 32 y el 33 usan la resistencia interna del ESP32, que activa el firmware.</w:t>
       </w:r>
     </w:p>
     <w:p>

--- a/documentacion_proyecto/Estado_Completo_del_Proyecto.docx
+++ b/documentacion_proyecto/Estado_Completo_del_Proyecto.docx
@@ -1483,7 +1483,7 @@
                 <w:sz w:val="17"/>
                 <w:szCs w:val="17"/>
               </w:rPr>
-              <w:t>Soporte montado sobre el eje del telar el 10/09/2026; cada vuelta del eje es una pasada. Probado en protoboard con el ESP32 el 10/10/2026: funcionó. El 17/10/2026 se conectó y se calibró en el telar, todavía en protoboard, y cuenta las pasadas. Su plaqueta ya está soldada: falta conectarlo a ella al instalar el gabinete en la planta y validar el conteo durante una jornada.</w:t>
+              <w:t xml:space="preserve">Soporte montado sobre el eje del telar el 10/09/2026; cada vuelta del eje es una pasada. Probado en protoboard con el ESP32 el 10/10/2026 y calibrado en el telar el 17/10/2026. Instalado en su plaqueta, en el gabinete, y probado con el sistema completo el 28/10/2026: cuenta las pasadas. Falta validar el conteo contra el contador mecánico del telar en el período de prueba, hasta el 04/11/2026.</w:t>
             </w:r>
           </w:p>
         </w:tc>
@@ -1551,7 +1551,7 @@
                 <w:sz w:val="17"/>
                 <w:szCs w:val="17"/>
               </w:rPr>
-              <w:t xml:space="preserve">Diseñado, con los relés elegidos (LCA110) y la conexión final definida: el relé en el lugar del lector, con una resistencia de protección. El relé se probó en protoboard con el ESP32 el 10/10/2026 y funcionó, y el 17/10/2026 en el telar: la alimentación del lector dio entre 15 y 30 V (va la resistencia de protección de 470 Ω 3 W) y el primer canal seleccionó bien. La plaqueta ya está soldada; faltan instalarla en la planta y conectar los otros tres canales.</w:t>
+              <w:t xml:space="preserve">Diseñado, con los relés elegidos (LCA110) y la conexión final definida: el relé en el lugar del lector, con una resistencia de protección. El relé se probó en protoboard con el ESP32 el 10/10/2026 y funcionó, y el 17/10/2026 en el telar: la alimentación del lector dio entre 15 y 30 V (va la resistencia de protección de 470 Ω 3 W) y el primer canal seleccionó bien. Instalado con los cuatro canales y probado con el sistema completo el 28/10/2026: cada relé selecciona su bobina según el dibujo cargado en la aplicación.</w:t>
             </w:r>
           </w:p>
         </w:tc>
@@ -1758,7 +1758,7 @@
           <w:sz w:val="21"/>
           <w:szCs w:val="21"/>
         </w:rPr>
-        <w:t xml:space="preserve">sobre protoboard para las pruebas. El 10/10/2026 se probó todo en protoboard y funcionó, el 17/10/2026 se probaron en el telar el sensor de pasada y el primer canal del Nivel 2, todavía en protoboard, y al 20/10/2026 ya están soldadas las plaquetas para instalarlo de manera correcta: la instalación definitiva va sobre cinco plaquetas con las conexiones soldadas (cuatro de placa perforada y la del sensado de la botonera, impresa) y tiras de pines para enchufar módulos y cables, porque los contactos a presión de una protoboard se aflojan con la vibración de la máquina.</w:t>
+        <w:t xml:space="preserve">con las plaquetas soldadas. El 10/10/2026 se probó todo en protoboard y funcionó, el 17/10/2026 se probaron en el telar el sensor de pasada y el primer canal del Nivel 2, todavía en protoboard, y el 28/10/2026 se probó el sistema completo, con el gabinete instalado en la planta. La instalación definitiva va sobre cinco plaquetas con las conexiones soldadas (las diseñadas en Proteus son impresas) más la plaqueta del ESP32, sumada el 25/10/2026, y tiras de pines para enchufar módulos y cables, porque los contactos a presión de una protoboard se aflojan con la vibración de la máquina.</w:t>
       </w:r>
     </w:p>
     <w:p>
@@ -2503,7 +2503,7 @@
           <w:sz w:val="21"/>
           <w:szCs w:val="21"/>
         </w:rPr>
-        <w:t>El soporte quedó montado el 10/09/2026 sobre un eje que da exactamente una vuelta por pasada. El 10/10/2026 se probó en protoboard con el ESP32 y funcionó, y el 17/10/2026 se conectó y se calibró en el telar: cuenta las pasadas. Lo que falta: conectarlo a su plaqueta, ya soldada, al instalar el gabinete en la planta, y validar el conteo contra el contador mecánico del telar durante una jornada.</w:t>
+        <w:t xml:space="preserve">El soporte quedó montado el 10/09/2026 sobre un eje que da exactamente una vuelta por pasada. El 10/10/2026 se probó en protoboard con el ESP32 y funcionó, el 17/10/2026 se conectó y se calibró en el telar, y el 28/10/2026 quedó conectado a su plaqueta en el gabinete, contando las pasadas. Lo que falta: validar el conteo contra el contador mecánico del telar durante una jornada, en el período de prueba que sigue hasta el 04/11/2026.</w:t>
       </w:r>
     </w:p>
     <w:p>
@@ -3021,7 +3021,7 @@
           <w:sz w:val="23"/>
           <w:szCs w:val="23"/>
         </w:rPr>
-        <w:t xml:space="preserve">7.3. Lo que falta medir</w:t>
+        <w:t xml:space="preserve">7.3. Lo que se midió al instalarlo</w:t>
       </w:r>
     </w:p>
     <w:p>
@@ -3041,15 +3041,7 @@
           <w:sz w:val="21"/>
           <w:szCs w:val="21"/>
         </w:rPr>
-        <w:t xml:space="preserve">Corriente con la resistencia de protección en el lugar del relé (se esperan menos de 20 mA). </w:t>
-      </w:r>
-      <w:r>
-        <w:rPr>
-          <w:rFonts w:ascii="IBM Plex Sans" w:cs="IBM Plex Sans" w:eastAsia="IBM Plex Sans" w:hAnsi="IBM Plex Sans"/>
-          <w:sz w:val="21"/>
-          <w:szCs w:val="21"/>
-        </w:rPr>
-        <w:t xml:space="preserve">Confirma el LCA110. La tensión de alimentación del lector ya se midió el 17/10/2026: entre 15 y 30 V, así que la resistencia de protección es la de 470 Ω 3 W (con hasta 15 V habría sido la de 220 Ω 2 W).</w:t>
+        <w:t xml:space="preserve">Corriente con la resistencia de protección en el lugar del relé: se midió en cada lector antes de conectar su canal, dentro de lo esperado (menos de 20 mA). La tensión de alimentación del lector se midió el 17/10/2026: entre 15 y 30 V, así que la resistencia de protección es la de 470 Ω 3 W (con hasta 15 V habría sido la de 220 Ω 2 W).</w:t>
       </w:r>
     </w:p>
     <w:p>
@@ -3069,15 +3061,7 @@
           <w:sz w:val="21"/>
           <w:szCs w:val="21"/>
         </w:rPr>
-        <w:t xml:space="preserve">Qué hace la señal de cada lector con agujero. </w:t>
-      </w:r>
-      <w:r>
-        <w:rPr>
-          <w:rFonts w:ascii="IBM Plex Sans" w:cs="IBM Plex Sans" w:eastAsia="IBM Plex Sans" w:hAnsi="IBM Plex Sans"/>
-          <w:sz w:val="21"/>
-          <w:szCs w:val="21"/>
-        </w:rPr>
-        <w:t xml:space="preserve">Con agujero +V confirma la conexión final; con 0 V sería la variante 2B. El primer canal, con la conexión final, seleccionó bien el 17/10/2026.</w:t>
+        <w:t xml:space="preserve">Qué hace la señal de cada lector con agujero: va a +V en los cuatro, que es lo que pide la conexión final. El primer canal seleccionó bien el 17/10/2026 y los cuatro, con el sistema completo, el 28/10/2026.</w:t>
       </w:r>
     </w:p>
     <w:p>
@@ -3090,7 +3074,7 @@
           <w:sz w:val="21"/>
           <w:szCs w:val="21"/>
         </w:rPr>
-        <w:t xml:space="preserve">Recomendación: como el primer canal ya se probó en la máquina, conectar los tres restantes de a uno, ya con la plaqueta, y probar cada uno antes de pasar al siguiente.</w:t>
+        <w:t xml:space="preserve">Así se hizo: los tres canales restantes se conectaron de a uno, ya con la plaqueta, probando cada uno antes de pasar al siguiente. En la primera vuelta del dibujo se vio que los cables de los canales 2 y 3 estaban invertidos en B3 y se corrigió en la bornera.</w:t>
       </w:r>
     </w:p>
     <w:p>
@@ -4511,7 +4495,7 @@
                 <w:sz w:val="17"/>
                 <w:szCs w:val="17"/>
               </w:rPr>
-              <w:t xml:space="preserve">Las minutas de las siete reuniones con el cliente (la última, del 10/10/2026) y la octava, pendiente.</w:t>
+              <w:t xml:space="preserve">Las minutas de las ocho reuniones con el cliente; la última, del 28/10/2026, es la prueba del proyecto completo, con los dos videos.</w:t>
             </w:r>
           </w:p>
         </w:tc>
@@ -4981,7 +4965,7 @@
                 <w:sz w:val="17"/>
                 <w:szCs w:val="17"/>
               </w:rPr>
-              <w:t xml:space="preserve">El paso a paso de todo: las cinco plaquetas, cómo se conectan entre sí y al telar, y cómo levantar el servidor, la web y el ESP32.</w:t>
+              <w:t xml:space="preserve">El paso a paso de todo: las seis plaquetas (las cinco soldadas y la del ESP32), cómo se conectan entre sí y al telar, y cómo levantar el servidor, la web y el ESP32.</w:t>
             </w:r>
           </w:p>
         </w:tc>
@@ -5169,7 +5153,7 @@
                 <w:sz w:val="17"/>
                 <w:szCs w:val="17"/>
               </w:rPr>
-              <w:t xml:space="preserve">El resumen de las conexiones de las cinco plaquetas, pata por pata, para quien las arma.</w:t>
+              <w:t xml:space="preserve">El resumen de las conexiones de las plaquetas (las cinco soldadas y la del ESP32), pata por pata, para quien las arma.</w:t>
             </w:r>
           </w:p>
         </w:tc>
@@ -5498,7 +5482,7 @@
                 <w:sz w:val="17"/>
                 <w:szCs w:val="17"/>
               </w:rPr>
-              <w:t xml:space="preserve">El modelo 3D del gabinete, con sus cinco plaquetas (en su propio repositorio).</w:t>
+              <w:t xml:space="preserve">El modelo 3D del gabinete, con sus seis plaquetas (en su propio repositorio).</w:t>
             </w:r>
           </w:p>
         </w:tc>
@@ -5746,15 +5730,15 @@
           <w:sz w:val="21"/>
           <w:szCs w:val="21"/>
         </w:rPr>
-        <w:t xml:space="preserve">Hecho al 20/10/2026, las plaquetas soldadas: </w:t>
-      </w:r>
-      <w:r>
-        <w:rPr>
-          <w:rFonts w:ascii="IBM Plex Sans" w:cs="IBM Plex Sans" w:eastAsia="IBM Plex Sans" w:hAnsi="IBM Plex Sans"/>
-          <w:sz w:val="21"/>
-          <w:szCs w:val="21"/>
-        </w:rPr>
-        <w:t xml:space="preserve">las cuatro de placa perforada y la del sensado, impresa, para la instalación definitiva. Sigue instalar el gabinete en la planta y cablearlo hasta la botonera.</w:t>
+        <w:t xml:space="preserve">Hecho el 28/10/2026, el sistema completo instalado y probado: </w:t>
+      </w:r>
+      <w:r>
+        <w:rPr>
+          <w:rFonts w:ascii="IBM Plex Sans" w:cs="IBM Plex Sans" w:eastAsia="IBM Plex Sans" w:hAnsi="IBM Plex Sans"/>
+          <w:sz w:val="21"/>
+          <w:szCs w:val="21"/>
+        </w:rPr>
+        <w:t xml:space="preserve">el gabinete con las plaquetas soldadas y la plaqueta del ESP32, cableado hasta la botonera, el sensor y los cuatro lectores. Funcionó todo, con correcciones mínimas (dos cables de B3 invertidos y la distancia del sensor), y el dueño quedó satisfecho.</w:t>
       </w:r>
     </w:p>
     <w:p>
@@ -5774,15 +5758,7 @@
           <w:sz w:val="21"/>
           <w:szCs w:val="21"/>
         </w:rPr>
-        <w:t xml:space="preserve">Bloque C: </w:t>
-      </w:r>
-      <w:r>
-        <w:rPr>
-          <w:rFonts w:ascii="IBM Plex Sans" w:cs="IBM Plex Sans" w:eastAsia="IBM Plex Sans" w:hAnsi="IBM Plex Sans"/>
-          <w:sz w:val="21"/>
-          <w:szCs w:val="21"/>
-        </w:rPr>
-        <w:t xml:space="preserve">conectar el sensor, ya calibrado, a su plaqueta en el gabinete y validar el conteo durante una jornada.</w:t>
+        <w:t xml:space="preserve">Bloque C: validar el conteo contra el contador mecánico del telar durante una jornada (período de prueba, hasta el 04/11/2026) y tocar Validar en la web.</w:t>
       </w:r>
     </w:p>
     <w:p>
@@ -5810,7 +5786,7 @@
           <w:sz w:val="21"/>
           <w:szCs w:val="21"/>
         </w:rPr>
-        <w:t xml:space="preserve">instalar su plaqueta, ya soldada, en el gabinete y conectar los otros tres canales (el primero ya se probó en la máquina).</w:t>
+        <w:t xml:space="preserve">nada pendiente: los cuatro canales quedaron instalados y probados el 28/10/2026.</w:t>
       </w:r>
     </w:p>
     <w:p>

--- a/documentacion_proyecto/Estado_Completo_del_Proyecto.docx
+++ b/documentacion_proyecto/Estado_Completo_del_Proyecto.docx
@@ -1483,7 +1483,7 @@
                 <w:sz w:val="17"/>
                 <w:szCs w:val="17"/>
               </w:rPr>
-              <w:t xml:space="preserve">Soporte montado sobre el eje del telar el 10/09/2026; cada vuelta del eje es una pasada. Probado en protoboard con el ESP32 el 10/10/2026 y calibrado en el telar el 17/10/2026. Instalado en su plaqueta, en el gabinete, y probado con el sistema completo el 28/10/2026: cuenta las pasadas. Falta validar el conteo contra el contador mecánico del telar en el período de prueba, hasta el 04/11/2026.</w:t>
+              <w:t xml:space="preserve">Soporte montado sobre el eje del telar el 10/09/2026; cada vuelta del eje es una pasada. Probado en protoboard con el ESP32 el 10/10/2026 y calibrado en el telar el 17/10/2026. Instalado en su plaqueta, en el gabinete, y probado con el sistema completo el 30/10/2026: cuenta las pasadas. Falta validar el conteo contra el contador mecánico del telar en el período de prueba, hasta el 04/11/2026.</w:t>
             </w:r>
           </w:p>
         </w:tc>
@@ -1551,7 +1551,7 @@
                 <w:sz w:val="17"/>
                 <w:szCs w:val="17"/>
               </w:rPr>
-              <w:t xml:space="preserve">Diseñado, con los relés elegidos (LCA110) y la conexión final definida: el relé en el lugar del lector, con una resistencia de protección. El relé se probó en protoboard con el ESP32 el 10/10/2026 y funcionó, y el 17/10/2026 en el telar: la alimentación del lector dio entre 15 y 30 V (va la resistencia de protección de 470 Ω 3 W) y el primer canal seleccionó bien. Instalado con los cuatro canales y probado con el sistema completo el 28/10/2026: cada relé selecciona su bobina según el dibujo cargado en la aplicación.</w:t>
+              <w:t xml:space="preserve">Diseñado, con los relés elegidos (LCA110) y la conexión final definida: el relé en el lugar del lector, con una resistencia de protección. El relé se probó en protoboard con el ESP32 el 10/10/2026 y funcionó, y el 17/10/2026 en el telar: la alimentación del lector dio entre 15 y 30 V (va la resistencia de protección de 470 Ω 3 W) y el primer canal seleccionó bien. Instalado con los cuatro canales y probado con el sistema completo el 30/10/2026: cada relé selecciona su bobina según el dibujo cargado en la aplicación.</w:t>
             </w:r>
           </w:p>
         </w:tc>
@@ -1758,7 +1758,7 @@
           <w:sz w:val="21"/>
           <w:szCs w:val="21"/>
         </w:rPr>
-        <w:t xml:space="preserve">con las plaquetas soldadas. El 10/10/2026 se probó todo en protoboard y funcionó, el 17/10/2026 se probaron en el telar el sensor de pasada y el primer canal del Nivel 2, todavía en protoboard, y el 28/10/2026 se probó el sistema completo, con el gabinete instalado en la planta. La instalación definitiva va sobre cinco plaquetas con las conexiones soldadas (las diseñadas en Proteus son impresas) más la plaqueta del ESP32, sumada el 25/10/2026, y tiras de pines para enchufar módulos y cables, porque los contactos a presión de una protoboard se aflojan con la vibración de la máquina.</w:t>
+        <w:t xml:space="preserve">con las plaquetas soldadas. El 10/10/2026 se probó todo en protoboard y funcionó, el 17/10/2026 se probaron en el telar el sensor de pasada y el primer canal del Nivel 2, todavía en protoboard, y el 30/10/2026 se probó el sistema completo, con el gabinete instalado en la planta. La instalación definitiva va sobre cinco plaquetas con las conexiones soldadas (las diseñadas en Proteus son impresas) más la plaqueta del ESP32, sumada el 25/10/2026, y tiras de pines para enchufar módulos y cables, porque los contactos a presión de una protoboard se aflojan con la vibración de la máquina.</w:t>
       </w:r>
     </w:p>
     <w:p>
@@ -2503,7 +2503,7 @@
           <w:sz w:val="21"/>
           <w:szCs w:val="21"/>
         </w:rPr>
-        <w:t xml:space="preserve">El soporte quedó montado el 10/09/2026 sobre un eje que da exactamente una vuelta por pasada. El 10/10/2026 se probó en protoboard con el ESP32 y funcionó, el 17/10/2026 se conectó y se calibró en el telar, y el 28/10/2026 quedó conectado a su plaqueta en el gabinete, contando las pasadas. Lo que falta: validar el conteo contra el contador mecánico del telar durante una jornada, en el período de prueba que sigue hasta el 04/11/2026.</w:t>
+        <w:t xml:space="preserve">El soporte quedó montado el 10/09/2026 sobre un eje que da exactamente una vuelta por pasada. El 10/10/2026 se probó en protoboard con el ESP32 y funcionó, el 17/10/2026 se conectó y se calibró en el telar, y el 30/10/2026 quedó conectado a su plaqueta en el gabinete, contando las pasadas. Lo que falta: validar el conteo contra el contador mecánico del telar durante una jornada, en el período de prueba que sigue hasta el 04/11/2026.</w:t>
       </w:r>
     </w:p>
     <w:p>
@@ -3061,7 +3061,7 @@
           <w:sz w:val="21"/>
           <w:szCs w:val="21"/>
         </w:rPr>
-        <w:t xml:space="preserve">Qué hace la señal de cada lector con agujero: va a +V en los cuatro, que es lo que pide la conexión final. El primer canal seleccionó bien el 17/10/2026 y los cuatro, con el sistema completo, el 28/10/2026.</w:t>
+        <w:t xml:space="preserve">Qué hace la señal de cada lector con agujero: va a +V en los cuatro, que es lo que pide la conexión final. El primer canal seleccionó bien el 17/10/2026 y los cuatro, con el sistema completo, el 30/10/2026.</w:t>
       </w:r>
     </w:p>
     <w:p>
@@ -4495,7 +4495,7 @@
                 <w:sz w:val="17"/>
                 <w:szCs w:val="17"/>
               </w:rPr>
-              <w:t xml:space="preserve">Las minutas de las ocho reuniones con el cliente; la última, del 28/10/2026, es la prueba del proyecto completo, con los dos videos.</w:t>
+              <w:t xml:space="preserve">Las minutas de las ocho reuniones con el cliente; la última, del 30/10/2026, es la prueba del proyecto completo, con los dos videos.</w:t>
             </w:r>
           </w:p>
         </w:tc>
@@ -5730,7 +5730,7 @@
           <w:sz w:val="21"/>
           <w:szCs w:val="21"/>
         </w:rPr>
-        <w:t xml:space="preserve">Hecho el 28/10/2026, el sistema completo instalado y probado: </w:t>
+        <w:t xml:space="preserve">Hecho el 30/10/2026, el sistema completo instalado y probado: </w:t>
       </w:r>
       <w:r>
         <w:rPr>
@@ -5786,7 +5786,7 @@
           <w:sz w:val="21"/>
           <w:szCs w:val="21"/>
         </w:rPr>
-        <w:t xml:space="preserve">nada pendiente: los cuatro canales quedaron instalados y probados el 28/10/2026.</w:t>
+        <w:t xml:space="preserve">nada pendiente: los cuatro canales quedaron instalados y probados el 30/10/2026.</w:t>
       </w:r>
     </w:p>
     <w:p>
